--- a/Resume/SrikanthTurpu_Resume_BW.docx
+++ b/Resume/SrikanthTurpu_Resume_BW.docx
@@ -233,7 +233,7 @@
                 <v:stroke joinstyle="miter"/>
                 <v:path gradientshapeok="t" o:connecttype="rect"/>
               </v:shapetype>
-              <v:shape id="Text Box 2" o:spid="_x0000_s1026" type="#_x0000_t202" style="position:absolute;margin-left:0;margin-top:0;width:206.5pt;height:187pt;z-index:251660288;visibility:visible;mso-wrap-style:square;mso-width-percent:0;mso-height-percent:0;mso-wrap-distance-left:9pt;mso-wrap-distance-top:5in;mso-wrap-distance-right:9pt;mso-wrap-distance-bottom:0;mso-position-horizontal:left;mso-position-horizontal-relative:margin;mso-position-vertical:absolute;mso-position-vertical-relative:text;mso-width-percent:0;mso-height-percent:0;mso-width-relative:margin;mso-height-relative:margin;v-text-anchor:top" o:gfxdata="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" fillcolor="#7b7b7b [2406]" strokeweight=".5pt">
+              <v:shape id="Text Box 2" o:spid="_x0000_s1026" type="#_x0000_t202" style="position:absolute;margin-left:0;margin-top:0;width:206.5pt;height:187pt;z-index:251660288;visibility:visible;mso-wrap-style:square;mso-width-percent:0;mso-height-percent:0;mso-wrap-distance-left:9pt;mso-wrap-distance-top:5in;mso-wrap-distance-right:9pt;mso-wrap-distance-bottom:0;mso-position-horizontal:left;mso-position-horizontal-relative:margin;mso-position-vertical:absolute;mso-position-vertical-relative:text;mso-width-percent:0;mso-height-percent:0;mso-width-relative:margin;mso-height-relative:margin;v-text-anchor:top" o:gfxdata="UEsDBBQABgAIAAAAIQC2gziS/gAAAOEBAAATAAAAW0NvbnRlbnRfVHlwZXNdLnhtbJSRQU7DMBBF 90jcwfIWJU67QAgl6YK0S0CoHGBkTxKLZGx5TGhvj5O2G0SRWNoz/78nu9wcxkFMGNg6quQqL6RA 0s5Y6ir5vt9lD1JwBDIwOMJKHpHlpr69KfdHjyxSmriSfYz+USnWPY7AufNIadK6MEJMx9ApD/oD OlTrorhX2lFEilmcO2RdNtjC5xDF9pCuTyYBB5bi6bQ4syoJ3g9WQ0ymaiLzg5KdCXlKLjvcW893 SUOqXwnz5DrgnHtJTxOsQfEKIT7DmDSUCaxw7Rqn8787ZsmRM9e2VmPeBN4uqYvTtW7jvijg9N/y JsXecLq0q+WD6m8AAAD//wMAUEsDBBQABgAIAAAAIQA4/SH/1gAAAJQBAAALAAAAX3JlbHMvLnJl bHOkkMFqwzAMhu+DvYPRfXGawxijTi+j0GvpHsDYimMaW0Yy2fr2M4PBMnrbUb/Q94l/f/hMi1qR JVI2sOt6UJgd+ZiDgffL8ekFlFSbvV0oo4EbChzGx4f9GRdb25HMsYhqlCwG5lrLq9biZkxWOiqY 22YiTra2kYMu1l1tQD30/bPm3wwYN0x18gb45AdQl1tp5j/sFB2T0FQ7R0nTNEV3j6o9feQzro1i OWA14Fm+Q8a1a8+Bvu/d/dMb2JY5uiPbhG/ktn4cqGU/er3pcvwCAAD//wMAUEsDBBQABgAIAAAA IQBsFJ8USwIAAKUEAAAOAAAAZHJzL2Uyb0RvYy54bWysVEtv2zAMvg/YfxB0X+w4j65GnCJLkWFA 1hZIh54VWY6NyaImKbGzX19Kdh5rdxp2kfnSR+oj6dldW0tyEMZWoDI6HMSUCMUhr9Quoz+eV58+ U2IdUzmToERGj8LSu/nHD7NGpyKBEmQuDEEQZdNGZ7R0TqdRZHkpamYHoIVCZwGmZg5Vs4tywxpE r2WUxPE0asDk2gAX1qL1vnPSecAvCsHdY1FY4YjMKNbmwmnCufVnNJ+xdGeYLivel8H+oYqaVQqT nqHumWNkb6p3UHXFDVgo3IBDHUFRVFyEN+BrhvGb12xKpkV4C5Jj9Zkm+/9g+cNho58Mce0XaLGB npBG29Si0b+nLUztv1gpQT9SeDzTJlpHOBqTaZJMJuji6EtGN+PbOBAbXa5rY91XATXxQkYN9iXQ xQ5r6zAlhp5CfDYLsspXlZRB8bMgltKQA8MuMs6FcqNwXe7r75B39ptJfE4bxsdfCch/oElFmoxO R1jvu0y+hHOerWT8p6cDa7tCQE0qNF5I8pJrt23P3BbyIxJqoJs1q/mqQtw1s+6JGRwuJAoXxj3i UUjAYqCXKCnB/P6b3cdjz9FLSYPDmlH7a8+MoER+UzgNt8Px2E93UMaTmwQVc+3ZXnvUvl4CMjnE 1dQ8iD7eyZNYGKhfcK8WPiu6mOKYO6PuJC5dt0K4l1wsFiEI51kzt1YbzT20J9fz+dy+MKP7vjsc mQc4jTVL37S/i/U3FSz2DooqzIYnuGO15x13IbSl31u/bNd6iLr8XeavAAAA//8DAFBLAwQUAAYA CAAAACEA2S2BjdoAAAAFAQAADwAAAGRycy9kb3ducmV2LnhtbEyPQUvDQBCF74L/YRnBm53UBqsx m2KEInizanvdZMckmJ0N2W0a/72jF708eLzhvW/yzex6NdEYOs8alosEFHHtbceNhrfX7dUtqBAN W9N7Jg1fFGBTnJ/lJrP+xC807WKjpIRDZjS0MQ4ZYqhbciYs/EAs2YcfnYlixwbtaE5S7nq8TpIb dKZjWWjNQI8t1Z+7o9Ownxym74ixerob1s+HstzOVGp9eTE/3IOKNMe/Y/jBF3QohKnyR7ZB9Rrk kfirkqXLldhKw2qdJoBFjv/pi28AAAD//wMAUEsBAi0AFAAGAAgAAAAhALaDOJL+AAAA4QEAABMA AAAAAAAAAAAAAAAAAAAAAFtDb250ZW50X1R5cGVzXS54bWxQSwECLQAUAAYACAAAACEAOP0h/9YA AACUAQAACwAAAAAAAAAAAAAAAAAvAQAAX3JlbHMvLnJlbHNQSwECLQAUAAYACAAAACEAbBSfFEsC AAClBAAADgAAAAAAAAAAAAAAAAAuAgAAZHJzL2Uyb0RvYy54bWxQSwECLQAUAAYACAAAACEA2S2B jdoAAAAFAQAADwAAAAAAAAAAAAAAAAClBAAAZHJzL2Rvd25yZXYueG1sUEsFBgAAAAAEAAQA8wAA AKwFAAAAAA== " fillcolor="#7b7b7b [2406]" strokeweight=".5pt">
                 <v:textbox>
                   <w:txbxContent>
                     <w:p>
@@ -409,13 +409,6 @@
           <w:szCs w:val="86"/>
         </w:rPr>
         <w:t>SRIKANTH TURPU</w:t>
-      </w:r>
-      <w:r>
-        <w:rPr>
-          <w:rFonts w:ascii="Arial" w:hAnsi="Arial" w:cs="Arial"/>
-          <w:sz w:val="86"/>
-          <w:szCs w:val="86"/>
-        </w:rPr>
         <w:br/>
       </w:r>
       <w:r>
@@ -425,13 +418,6 @@
           <w:szCs w:val="32"/>
         </w:rPr>
         <w:t>SDET &amp; Associate Architect QE</w:t>
-      </w:r>
-      <w:r>
-        <w:rPr>
-          <w:rFonts w:ascii="Arial" w:hAnsi="Arial" w:cs="Arial"/>
-          <w:sz w:val="32"/>
-          <w:szCs w:val="32"/>
-        </w:rPr>
         <w:br/>
       </w:r>
     </w:p>
@@ -522,7 +508,7 @@
                                 <w:w w:val="95"/>
                                 <w:sz w:val="21"/>
                               </w:rPr>
-                              <w:t>Hands-on QA automation professional with 14 years of experience personally designing, building, and maintaining end-to-end test automation frameworks across web, mobile, and API layers. Combines deep individual-contributor expertise with the ability to lead cross-functional teams, mentor QA engineers, and align testing strategy with business goals — consistently delivering high-quality, production-ready software faster.</w:t>
+                              <w:t xml:space="preserve">Senior SDET and hands-on Quality Engineering professional with 14 years of experience as both an individual contributor and team lead, designing, building, and maintaining end-to-end test automation frameworks across web, mobile, and API layers. Leads cross-functional teams, mentors QA engineers, and aligns testing strategy with business goals — consistently delivering high-quality, production-ready software faster.</w:t>
                             </w:r>
                           </w:p>
                           <w:p>
@@ -544,7 +530,7 @@
                                 <w:sz w:val="28"/>
                                 <w:szCs w:val="28"/>
                               </w:rPr>
-                              <w:t>PROFESSIONAL SUMMARY</w:t>
+                              <w:t>CAREER HIGHLIGHTS</w:t>
                             </w:r>
                           </w:p>
                           <w:p>
@@ -639,26 +625,18 @@
                             <w:r>
                               <w:rPr>
                                 <w:rFonts w:ascii="Arial" w:hAnsi="Arial" w:cs="Arial"/>
-                                <w:bCs/>
-                                <w:sz w:val="21"/>
-                              </w:rPr>
-                              <w:t xml:space="preserve">Hands-on individual contributor who designs, develops, and maintains automation frameworks and test scripts using </w:t>
-                            </w:r>
-                            <w:r>
-                              <w:rPr>
-                                <w:rFonts w:ascii="Arial" w:hAnsi="Arial" w:cs="Arial"/>
+                                <w:sz w:val="21"/>
+                              </w:rPr>
+                              <w:t xml:space="preserve">Hands-on individual contributor and QA Architect building cross-browser test automation frameworks with </w:t>
+                            </w:r>
+                            <w:r>
+                              <w:rPr>
                                 <w:b/>
-                                <w:sz w:val="21"/>
-                              </w:rPr>
-                              <w:t>Playwright, Cypress, Robot Framework, Selenium, Appium</w:t>
-                            </w:r>
-                            <w:r>
-                              <w:rPr>
-                                <w:rFonts w:ascii="Arial" w:hAnsi="Arial" w:cs="Arial"/>
-                                <w:bCs/>
-                                <w:sz w:val="21"/>
-                              </w:rPr>
-                              <w:t>, and TypeScript.</w:t>
+                                <w:bCs/>
+                                <w:rFonts w:ascii="Arial" w:hAnsi="Arial" w:cs="Arial"/>
+                                <w:sz w:val="21"/>
+                              </w:rPr>
+                              <w:t xml:space="preserve">Playwright, Cypress, Selenium, Appium, and Robot Framework.</w:t>
                             </w:r>
                           </w:p>
                           <w:p>
@@ -681,26 +659,9 @@
                             <w:r>
                               <w:rPr>
                                 <w:rFonts w:ascii="Arial" w:hAnsi="Arial" w:cs="Arial"/>
-                                <w:bCs/>
-                                <w:sz w:val="21"/>
-                              </w:rPr>
-                              <w:t xml:space="preserve">Built an </w:t>
-                            </w:r>
-                            <w:r>
-                              <w:rPr>
-                                <w:rFonts w:ascii="Arial" w:hAnsi="Arial" w:cs="Arial"/>
-                                <w:b/>
-                                <w:sz w:val="21"/>
-                              </w:rPr>
-                              <w:t>AI QA Agent</w:t>
-                            </w:r>
-                            <w:r>
-                              <w:rPr>
-                                <w:rFonts w:ascii="Arial" w:hAnsi="Arial" w:cs="Arial"/>
-                                <w:bCs/>
-                                <w:sz w:val="21"/>
-                              </w:rPr>
-                              <w:t xml:space="preserve"> (Claude Code + Jira, Xray, and GitHub APIs) that analyzes user stories and linked pull requests to auto-generate manual test cases and Cypress automation, close coverage gaps, and prioritize the regression tests most relevant to each code change.</w:t>
+                                <w:sz w:val="21"/>
+                              </w:rPr>
+                              <w:t xml:space="preserve">As a QE AI Engineer, built an AI QA Agent using Claude Code and Jira/Xray/GitHub APIs, significantly reducing manual test case creation effort and accelerating automation script generation.</w:t>
                             </w:r>
                           </w:p>
                           <w:p>
@@ -725,7 +686,7 @@
                                 <w:bCs/>
                                 <w:sz w:val="21"/>
                               </w:rPr>
-                              <w:t>AI QA Agent: Designed a quality-based feature coverage analysis agent that statically scores functional, scenario, and negative-path test coverage per feature – producing gap reports that give stakeholders a true confidence measure beyond raw test counts.</w:t>
+                              <w:t xml:space="preserve">Built a QE AI agent that scores functional, scenario, and negative-path test coverage per feature.</w:t>
                             </w:r>
                           </w:p>
                           <w:p>
@@ -750,7 +711,7 @@
                                 <w:bCs/>
                                 <w:sz w:val="21"/>
                               </w:rPr>
-                              <w:t>Integrated automated testing into CI/CD pipelines (GitHub Actions, Jenkins) to enable continuous validation on every release.</w:t>
+                              <w:t>Integrated automated testing into CI/CD pipelines (GitHub Actions, Jenkins) for continuous validation on every release.</w:t>
                             </w:r>
                           </w:p>
                           <w:p>
@@ -775,7 +736,7 @@
                                 <w:bCs/>
                                 <w:sz w:val="21"/>
                               </w:rPr>
-                              <w:t>Built deep domain expertise across Healthcare, E-Commerce, Mobile, OTT, and Enterprise applications over 14+ years of hands-on QA automation experience.</w:t>
+                              <w:t>Built domain expertise across Healthcare, E-Commerce, Mobile, OTT, and Enterprise applications over 14+ years.</w:t>
                             </w:r>
                           </w:p>
                           <w:p>
@@ -800,7 +761,7 @@
                                 <w:bCs/>
                                 <w:sz w:val="21"/>
                               </w:rPr>
-                              <w:t>Own end-to-end test planning, execution, and defect tracking, translating business requirements into comprehensive test strategies that drive software quality and reliability.</w:t>
+                              <w:t>Own end-to-end test planning, execution, and defect tracking, translating requirements into effective test strategies.</w:t>
                             </w:r>
                           </w:p>
                           <w:p>
@@ -825,7 +786,7 @@
                                 <w:bCs/>
                                 <w:sz w:val="21"/>
                               </w:rPr>
-                              <w:t>Lead and mentor QA teams alongside individual-contributor work, providing technical guidance and fostering a collaborative, high-performing testing culture.</w:t>
+                              <w:t>Lead and mentor QA teams alongside individual-contributor work, fostering a collaborative, high-performing testing culture.</w:t>
                             </w:r>
                           </w:p>
                           <w:p>
@@ -850,32 +811,7 @@
                                 <w:bCs/>
                                 <w:sz w:val="21"/>
                               </w:rPr>
-                              <w:t>Proactively identify and assess risks and dependencies that could impact testing timelines, communicating them clearly to stakeholders.</w:t>
-                            </w:r>
-                          </w:p>
-                          <w:p>
-                            <w:pPr>
-                              <w:pStyle w:val="ListParagraph"/>
-                              <w:numPr>
-                                <w:ilvl w:val="0"/>
-                                <w:numId w:val="2"/>
-                              </w:numPr>
-                              <w:spacing w:before="120" w:line="276" w:lineRule="auto"/>
-                              <w:ind w:right="144"/>
-                              <w:jc w:val="both"/>
-                              <w:rPr>
-                                <w:rFonts w:ascii="Arial" w:hAnsi="Arial" w:cs="Arial"/>
-                                <w:bCs/>
-                                <w:sz w:val="21"/>
-                              </w:rPr>
-                            </w:pPr>
-                            <w:r>
-                              <w:rPr>
-                                <w:rFonts w:ascii="Arial" w:hAnsi="Arial" w:cs="Arial"/>
-                                <w:bCs/>
-                                <w:sz w:val="21"/>
-                              </w:rPr>
-                              <w:t>Configure and maintain test environments that accurately mirror production, minimizing environment-related defects.</w:t>
+                              <w:t>Proactively identify and communicate risks and dependencies that could impact testing timelines.</w:t>
                             </w:r>
                           </w:p>
                           <w:p>
@@ -1022,7 +958,7 @@
           </mc:Choice>
           <mc:Fallback>
             <w:pict>
-              <v:shape w14:anchorId="250015B5" id="Text Box 8" o:spid="_x0000_s1027" type="#_x0000_t202" style="position:absolute;margin-left:207.5pt;margin-top:21.9pt;width:387.5pt;height:623.5pt;z-index:251662336;visibility:visible;mso-wrap-style:square;mso-width-percent:0;mso-height-percent:0;mso-wrap-distance-left:9pt;mso-wrap-distance-top:0;mso-wrap-distance-right:9pt;mso-wrap-distance-bottom:0;mso-position-horizontal:absolute;mso-position-horizontal-relative:text;mso-position-vertical:absolute;mso-position-vertical-relative:text;mso-width-percent:0;mso-height-percent:0;mso-width-relative:margin;mso-height-relative:margin;v-text-anchor:top" o:gfxdata="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" fillcolor="white [3201]" stroked="f" strokeweight=".5pt">
+              <v:shape w14:anchorId="250015B5" id="Text Box 8" o:spid="_x0000_s1027" type="#_x0000_t202" style="position:absolute;margin-left:207.5pt;margin-top:21.9pt;width:387.5pt;height:623.5pt;z-index:251662336;visibility:visible;mso-wrap-style:square;mso-width-percent:0;mso-height-percent:0;mso-wrap-distance-left:9pt;mso-wrap-distance-top:0;mso-wrap-distance-right:9pt;mso-wrap-distance-bottom:0;mso-position-horizontal:absolute;mso-position-horizontal-relative:text;mso-position-vertical:absolute;mso-position-vertical-relative:text;mso-width-percent:0;mso-height-percent:0;mso-width-relative:margin;mso-height-relative:margin;v-text-anchor:top" o:gfxdata="UEsDBBQABgAIAAAAIQC2gziS/gAAAOEBAAATAAAAW0NvbnRlbnRfVHlwZXNdLnhtbJSRQU7DMBBF 90jcwfIWJU67QAgl6YK0S0CoHGBkTxKLZGx5TGhvj5O2G0SRWNoz/78nu9wcxkFMGNg6quQqL6RA 0s5Y6ir5vt9lD1JwBDIwOMJKHpHlpr69KfdHjyxSmriSfYz+USnWPY7AufNIadK6MEJMx9ApD/oD OlTrorhX2lFEilmcO2RdNtjC5xDF9pCuTyYBB5bi6bQ4syoJ3g9WQ0ymaiLzg5KdCXlKLjvcW893 SUOqXwnz5DrgnHtJTxOsQfEKIT7DmDSUCaxw7Rqn8787ZsmRM9e2VmPeBN4uqYvTtW7jvijg9N/y JsXecLq0q+WD6m8AAAD//wMAUEsDBBQABgAIAAAAIQA4/SH/1gAAAJQBAAALAAAAX3JlbHMvLnJl bHOkkMFqwzAMhu+DvYPRfXGawxijTi+j0GvpHsDYimMaW0Yy2fr2M4PBMnrbUb/Q94l/f/hMi1qR JVI2sOt6UJgd+ZiDgffL8ekFlFSbvV0oo4EbChzGx4f9GRdb25HMsYhqlCwG5lrLq9biZkxWOiqY 22YiTra2kYMu1l1tQD30/bPm3wwYN0x18gb45AdQl1tp5j/sFB2T0FQ7R0nTNEV3j6o9feQzro1i OWA14Fm+Q8a1a8+Bvu/d/dMb2JY5uiPbhG/ktn4cqGU/er3pcvwCAAD//wMAUEsDBBQABgAIAAAA IQBdbizTLQIAAFwEAAAOAAAAZHJzL2Uyb0RvYy54bWysVEtv2zAMvg/YfxB0Xxxn6SNGnCJLkWFA 0BZIh54VWYoFyKImKbGzXz9KzmvdTsMuMilSfHz86OlD12iyF84rMCXNB0NKhOFQKbMt6ffX5ad7 SnxgpmIajCjpQXj6MPv4YdraQoygBl0JRzCI8UVrS1qHYIss87wWDfMDsMKgUYJrWEDVbbPKsRaj NzobDYe3WQuusg648B5vH3sjnaX4UgoenqX0IhBdUqwtpNOlcxPPbDZlxdYxWyt+LIP9QxUNUwaT nkM9ssDIzqk/QjWKO/Agw4BDk4GUiovUA3aTD991s66ZFakXBMfbM0z+/4XlT/u1fXEkdF+gwwFG QFrrC4+XsZ9OuiZ+sVKCdoTwcIZNdIFwvBxPRvnoBk0cbXeT/H6MCsbJLs+t8+GrgIZEoaQO55Lg YvuVD73rySVm86BVtVRaJyVyQSy0I3uGU9QhFYnBf/PShrQlvf2MqeMjA/F5H1kbrOXSVJRCt+mI qq4a3kB1QBwc9BTxli8V1rpiPrwwh5zA/pDn4RkPqQFzwVGipAb382/30R9HhVZKWuRYSf2PHXOC Ev3N4BAn+XgcSZmU8c3dCBV3bdlcW8yuWQACkONGWZ7E6B/0SZQOmjdch3nMiiZmOOYuaTiJi9Az H9eJi/k8OSENLQsrs7Y8ho7YxUm8dm/M2eO4Ak76CU5sZMW7qfW+PerzXQCp0kgjzj2qR/iRwokU x3WLO3KtJ6/LT2H2CwAA//8DAFBLAwQUAAYACAAAACEA8eSaAeIAAAAMAQAADwAAAGRycy9kb3du cmV2LnhtbEyPQU/DMAyF70j8h8hIXBBLuzK2laYTQsAkbqwDxC1rTFvROFWTteXf453g9mw/PX8v 20y2FQP2vnGkIJ5FIJBKZxqqFOyLp+sVCB80Gd06QgU/6GGTn59lOjVupFccdqESHEI+1QrqELpU Sl/WaLWfuQ6Jb1+utzrw2FfS9HrkcNvKeRTdSqsb4g+17vChxvJ7d7QKPq+qjxc/Pb+NySLpHrdD sXw3hVKXF9P9HYiAU/gzwwmf0SFnpoM7kvGiVXATL7hLYJFwhZMhXke8ObCar6MVyDyT/0vkvwAA AP//AwBQSwECLQAUAAYACAAAACEAtoM4kv4AAADhAQAAEwAAAAAAAAAAAAAAAAAAAAAAW0NvbnRl bnRfVHlwZXNdLnhtbFBLAQItABQABgAIAAAAIQA4/SH/1gAAAJQBAAALAAAAAAAAAAAAAAAAAC8B AABfcmVscy8ucmVsc1BLAQItABQABgAIAAAAIQBdbizTLQIAAFwEAAAOAAAAAAAAAAAAAAAAAC4C AABkcnMvZTJvRG9jLnhtbFBLAQItABQABgAIAAAAIQDx5JoB4gAAAAwBAAAPAAAAAAAAAAAAAAAA AIcEAABkcnMvZG93bnJldi54bWxQSwUGAAAAAAQABADzAAAAlgUAAAAA " fillcolor="white [3201]" stroked="f" strokeweight=".5pt">
                 <v:textbox>
                   <w:txbxContent>
                     <w:p>
@@ -1043,7 +979,7 @@
                           <w:w w:val="95"/>
                           <w:sz w:val="21"/>
                         </w:rPr>
-                        <w:t>Hands-on QA automation professional with 14 years of experience personally designing, building, and maintaining end-to-end test automation frameworks across web, mobile, and API layers. Combines deep individual-contributor expertise with the ability to lead cross-functional teams, mentor QA engineers, and align testing strategy with business goals — consistently delivering high-quality, production-ready software faster.</w:t>
+                        <w:t xml:space="preserve">Senior SDET and hands-on Quality Engineering professional with 14 years of experience as both an individual contributor and team lead, designing, building, and maintaining end-to-end test automation frameworks across web, mobile, and API layers. Leads cross-functional teams, mentors QA engineers, and aligns testing strategy with business goals — consistently delivering high-quality, production-ready software faster.</w:t>
                       </w:r>
                     </w:p>
                     <w:p>
@@ -1065,7 +1001,7 @@
                           <w:sz w:val="28"/>
                           <w:szCs w:val="28"/>
                         </w:rPr>
-                        <w:t>PROFESSIONAL SUMMARY</w:t>
+                        <w:t>CAREER HIGHLIGHTS</w:t>
                       </w:r>
                     </w:p>
                     <w:p>
@@ -1160,26 +1096,18 @@
                       <w:r>
                         <w:rPr>
                           <w:rFonts w:ascii="Arial" w:hAnsi="Arial" w:cs="Arial"/>
-                          <w:bCs/>
-                          <w:sz w:val="21"/>
-                        </w:rPr>
-                        <w:t xml:space="preserve">Hands-on individual contributor who designs, develops, and maintains automation frameworks and test scripts using </w:t>
-                      </w:r>
-                      <w:r>
-                        <w:rPr>
-                          <w:rFonts w:ascii="Arial" w:hAnsi="Arial" w:cs="Arial"/>
+                          <w:sz w:val="21"/>
+                        </w:rPr>
+                        <w:t xml:space="preserve">Hands-on individual contributor and QA Architect building cross-browser test automation frameworks with </w:t>
+                      </w:r>
+                      <w:r>
+                        <w:rPr>
                           <w:b/>
-                          <w:sz w:val="21"/>
-                        </w:rPr>
-                        <w:t>Playwright, Cypress, Robot Framework, Selenium, Appium</w:t>
-                      </w:r>
-                      <w:r>
-                        <w:rPr>
-                          <w:rFonts w:ascii="Arial" w:hAnsi="Arial" w:cs="Arial"/>
-                          <w:bCs/>
-                          <w:sz w:val="21"/>
-                        </w:rPr>
-                        <w:t>, and TypeScript.</w:t>
+                          <w:bCs/>
+                          <w:rFonts w:ascii="Arial" w:hAnsi="Arial" w:cs="Arial"/>
+                          <w:sz w:val="21"/>
+                        </w:rPr>
+                        <w:t xml:space="preserve">Playwright, Cypress, Selenium, Appium, and Robot Framework.</w:t>
                       </w:r>
                     </w:p>
                     <w:p>
@@ -1202,26 +1130,9 @@
                       <w:r>
                         <w:rPr>
                           <w:rFonts w:ascii="Arial" w:hAnsi="Arial" w:cs="Arial"/>
-                          <w:bCs/>
-                          <w:sz w:val="21"/>
-                        </w:rPr>
-                        <w:t xml:space="preserve">Built an </w:t>
-                      </w:r>
-                      <w:r>
-                        <w:rPr>
-                          <w:rFonts w:ascii="Arial" w:hAnsi="Arial" w:cs="Arial"/>
-                          <w:b/>
-                          <w:sz w:val="21"/>
-                        </w:rPr>
-                        <w:t>AI QA Agent</w:t>
-                      </w:r>
-                      <w:r>
-                        <w:rPr>
-                          <w:rFonts w:ascii="Arial" w:hAnsi="Arial" w:cs="Arial"/>
-                          <w:bCs/>
-                          <w:sz w:val="21"/>
-                        </w:rPr>
-                        <w:t xml:space="preserve"> (Claude Code + Jira, Xray, and GitHub APIs) that analyzes user stories and linked pull requests to auto-generate manual test cases and Cypress automation, close coverage gaps, and prioritize the regression tests most relevant to each code change.</w:t>
+                          <w:sz w:val="21"/>
+                        </w:rPr>
+                        <w:t xml:space="preserve">As a QE AI Engineer, built an AI QA Agent using Claude Code and Jira/Xray/GitHub APIs, significantly reducing manual test case creation effort and accelerating automation script generation.</w:t>
                       </w:r>
                     </w:p>
                     <w:p>
@@ -1246,7 +1157,7 @@
                           <w:bCs/>
                           <w:sz w:val="21"/>
                         </w:rPr>
-                        <w:t>AI QA Agent: Designed a quality-based feature coverage analysis agent that statically scores functional, scenario, and negative-path test coverage per feature – producing gap reports that give stakeholders a true confidence measure beyond raw test counts.</w:t>
+                        <w:t xml:space="preserve">Built a QE AI agent that scores functional, scenario, and negative-path test coverage per feature.</w:t>
                       </w:r>
                     </w:p>
                     <w:p>
@@ -1271,7 +1182,7 @@
                           <w:bCs/>
                           <w:sz w:val="21"/>
                         </w:rPr>
-                        <w:t>Integrated automated testing into CI/CD pipelines (GitHub Actions, Jenkins) to enable continuous validation on every release.</w:t>
+                        <w:t>Integrated automated testing into CI/CD pipelines (GitHub Actions, Jenkins) for continuous validation on every release.</w:t>
                       </w:r>
                     </w:p>
                     <w:p>
@@ -1296,7 +1207,7 @@
                           <w:bCs/>
                           <w:sz w:val="21"/>
                         </w:rPr>
-                        <w:t>Built deep domain expertise across Healthcare, E-Commerce, Mobile, OTT, and Enterprise applications over 14+ years of hands-on QA automation experience.</w:t>
+                        <w:t>Built domain expertise across Healthcare, E-Commerce, Mobile, OTT, and Enterprise applications over 14+ years.</w:t>
                       </w:r>
                     </w:p>
                     <w:p>
@@ -1321,7 +1232,7 @@
                           <w:bCs/>
                           <w:sz w:val="21"/>
                         </w:rPr>
-                        <w:t>Own end-to-end test planning, execution, and defect tracking, translating business requirements into comprehensive test strategies that drive software quality and reliability.</w:t>
+                        <w:t>Own end-to-end test planning, execution, and defect tracking, translating requirements into effective test strategies.</w:t>
                       </w:r>
                     </w:p>
                     <w:p>
@@ -1346,7 +1257,7 @@
                           <w:bCs/>
                           <w:sz w:val="21"/>
                         </w:rPr>
-                        <w:t>Lead and mentor QA teams alongside individual-contributor work, providing technical guidance and fostering a collaborative, high-performing testing culture.</w:t>
+                        <w:t>Lead and mentor QA teams alongside individual-contributor work, fostering a collaborative, high-performing testing culture.</w:t>
                       </w:r>
                     </w:p>
                     <w:p>
@@ -1371,7 +1282,7 @@
                           <w:bCs/>
                           <w:sz w:val="21"/>
                         </w:rPr>
-                        <w:t>Proactively identify and assess risks and dependencies that could impact testing timelines, communicating them clearly to stakeholders.</w:t>
+                        <w:t>Proactively identify and communicate risks and dependencies that could impact testing timelines.</w:t>
                       </w:r>
                     </w:p>
                     <w:p>
@@ -1396,31 +1307,6 @@
                           <w:bCs/>
                           <w:sz w:val="21"/>
                         </w:rPr>
-                        <w:t>Configure and maintain test environments that accurately mirror production, minimizing environment-related defects.</w:t>
-                      </w:r>
-                    </w:p>
-                    <w:p>
-                      <w:pPr>
-                        <w:pStyle w:val="ListParagraph"/>
-                        <w:numPr>
-                          <w:ilvl w:val="0"/>
-                          <w:numId w:val="2"/>
-                        </w:numPr>
-                        <w:spacing w:before="120" w:line="276" w:lineRule="auto"/>
-                        <w:ind w:right="144"/>
-                        <w:jc w:val="both"/>
-                        <w:rPr>
-                          <w:rFonts w:ascii="Arial" w:hAnsi="Arial" w:cs="Arial"/>
-                          <w:bCs/>
-                          <w:sz w:val="21"/>
-                        </w:rPr>
-                      </w:pPr>
-                      <w:r>
-                        <w:rPr>
-                          <w:rFonts w:ascii="Arial" w:hAnsi="Arial" w:cs="Arial"/>
-                          <w:bCs/>
-                          <w:sz w:val="21"/>
-                        </w:rPr>
                         <w:t>Good knowledge across diverse business domains, including Healthcare Analytics, Financial Services, Industrial Auctions, Mobile Applications, and OTT Streaming platforms.</w:t>
                       </w:r>
                     </w:p>
@@ -1527,14 +1413,6 @@
             </w:pict>
           </mc:Fallback>
         </mc:AlternateContent>
-      </w:r>
-      <w:r>
-        <w:rPr>
-          <w:rFonts w:ascii="Arial" w:hAnsi="Arial" w:cs="Arial"/>
-          <w:noProof/>
-          <w:sz w:val="86"/>
-          <w:szCs w:val="86"/>
-        </w:rPr>
         <mc:AlternateContent>
           <mc:Choice Requires="wps">
             <w:drawing>
@@ -2007,6 +1885,25 @@
                               <w:rPr>
                                 <w:rFonts w:ascii="Arial" w:hAnsi="Arial" w:cs="Arial"/>
                               </w:rPr>
+                              <w:t>Playwright MCP</w:t>
+                            </w:r>
+                          </w:p>
+                          <w:p>
+                            <w:pPr>
+                              <w:pStyle w:val="ListParagraph"/>
+                              <w:numPr>
+                                <w:ilvl w:val="1"/>
+                                <w:numId w:val="9"/>
+                              </w:numPr>
+                              <w:spacing w:line="360" w:lineRule="auto"/>
+                              <w:rPr>
+                                <w:rFonts w:ascii="Arial" w:hAnsi="Arial" w:cs="Arial"/>
+                              </w:rPr>
+                            </w:pPr>
+                            <w:r>
+                              <w:rPr>
+                                <w:rFonts w:ascii="Arial" w:hAnsi="Arial" w:cs="Arial"/>
+                              </w:rPr>
                               <w:t>Augment Code</w:t>
                             </w:r>
                           </w:p>
@@ -2273,7 +2170,7 @@
           </mc:Choice>
           <mc:Fallback>
             <w:pict>
-              <v:shape w14:anchorId="2CC0C6F5" id="Text Box 1" o:spid="_x0000_s1028" type="#_x0000_t202" style="position:absolute;margin-left:0;margin-top:22.9pt;width:212.5pt;height:650.5pt;z-index:251659264;visibility:visible;mso-wrap-style:square;mso-width-percent:0;mso-height-percent:0;mso-wrap-distance-left:9pt;mso-wrap-distance-top:0;mso-wrap-distance-right:9pt;mso-wrap-distance-bottom:0;mso-position-horizontal:left;mso-position-horizontal-relative:margin;mso-position-vertical:absolute;mso-position-vertical-relative:text;mso-width-percent:0;mso-height-percent:0;mso-width-relative:margin;mso-height-relative:margin;v-text-anchor:top" o:gfxdata="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" fillcolor="#ededed [662]" strokecolor="#f2f2f2 [3052]" strokeweight=".5pt">
+              <v:shape w14:anchorId="2CC0C6F5" id="Text Box 1" o:spid="_x0000_s1028" type="#_x0000_t202" style="position:absolute;margin-left:0;margin-top:22.9pt;width:212.5pt;height:650.5pt;z-index:251659264;visibility:visible;mso-wrap-style:square;mso-width-percent:0;mso-height-percent:0;mso-wrap-distance-left:9pt;mso-wrap-distance-top:0;mso-wrap-distance-right:9pt;mso-wrap-distance-bottom:0;mso-position-horizontal:left;mso-position-horizontal-relative:margin;mso-position-vertical:absolute;mso-position-vertical-relative:text;mso-width-percent:0;mso-height-percent:0;mso-width-relative:margin;mso-height-relative:margin;v-text-anchor:top" o:gfxdata="UEsDBBQABgAIAAAAIQC2gziS/gAAAOEBAAATAAAAW0NvbnRlbnRfVHlwZXNdLnhtbJSRQU7DMBBF 90jcwfIWJU67QAgl6YK0S0CoHGBkTxKLZGx5TGhvj5O2G0SRWNoz/78nu9wcxkFMGNg6quQqL6RA 0s5Y6ir5vt9lD1JwBDIwOMJKHpHlpr69KfdHjyxSmriSfYz+USnWPY7AufNIadK6MEJMx9ApD/oD OlTrorhX2lFEilmcO2RdNtjC5xDF9pCuTyYBB5bi6bQ4syoJ3g9WQ0ymaiLzg5KdCXlKLjvcW893 SUOqXwnz5DrgnHtJTxOsQfEKIT7DmDSUCaxw7Rqn8787ZsmRM9e2VmPeBN4uqYvTtW7jvijg9N/y JsXecLq0q+WD6m8AAAD//wMAUEsDBBQABgAIAAAAIQA4/SH/1gAAAJQBAAALAAAAX3JlbHMvLnJl bHOkkMFqwzAMhu+DvYPRfXGawxijTi+j0GvpHsDYimMaW0Yy2fr2M4PBMnrbUb/Q94l/f/hMi1qR JVI2sOt6UJgd+ZiDgffL8ekFlFSbvV0oo4EbChzGx4f9GRdb25HMsYhqlCwG5lrLq9biZkxWOiqY 22YiTra2kYMu1l1tQD30/bPm3wwYN0x18gb45AdQl1tp5j/sFB2T0FQ7R0nTNEV3j6o9feQzro1i OWA14Fm+Q8a1a8+Bvu/d/dMb2JY5uiPbhG/ktn4cqGU/er3pcvwCAAD//wMAUEsDBBQABgAIAAAA IQC+sfhhVwIAAOcEAAAOAAAAZHJzL2Uyb0RvYy54bWysVMtu2zAQvBfoPxC8N7KdxLENy4GbIEWB NAmQFDnTFGULoLgsSVtKv75DSnZeRQsUvVD74u5ydlbz87bWbKecr8jkfHg04EwZSUVl1jn//nD1 acKZD8IUQpNROX9Snp8vPn6YN3amRrQhXSjHkMT4WWNzvgnBzrLMy42qhT8iqwycJblaBKhunRVO NMhe62w0GIyzhlxhHUnlPayXnZMvUv6yVDLclqVXgemco7eQTpfOVTyzxVzM1k7YTSX7NsQ/dFGL yqDoIdWlCIJtXfUuVV1JR57KcCSpzqgsK6nSG/Ca4eDNa+43wqr0FoDj7QEm///Sypvdvb1zLLSf qcUAIyCN9TMPY3xPW7o6ftEpgx8QPh1gU21gEsbReDo5O4VLwjcZjYfHUJAne75unQ9fFNUsCjl3 mEuCS+yufehC9yGxmiddFVeV1kmJXFAX2rGdwBSFlMqE43Rdb+tvVHR2sGHQzxNmTL0zT/ZmdJNY FTOl3l4V0YY1OR/Hzv/WwGo9fFd8etoX/1MV+LRB6Wd8oxTaVcuqAjDusV9R8YSROOrY6q28qgDb tfDhTjjQE1Bj5cItjlIT+qZe4mxD7ufv7DEerIGXswZ0z7n/sRVOcaa/GvBpOjw5ifuRlJPTsxEU 99Kzeukx2/qCMIshltvKJMb4oPdi6ah+xGYuY1W4hJGonfOwFy9Ct4TYbKmWyxSEjbAiXJt7K2Pq OIdIiof2UTjbMyeAdDe0Xwwxe0OgLjbeNLTcBiqrxK6Ic4dqDz+2KXGg3/y4ri/1FPX8f1r8AgAA //8DAFBLAwQUAAYACAAAACEAxAcL694AAAAIAQAADwAAAGRycy9kb3ducmV2LnhtbEyPwU7DMBBE 70j8g7VI3KhDSEqVxqlKJS490QJqjm68JBH2OordNvD1LCc47sxo9k25mpwVZxxD70nB/SwBgdR4 01Or4O31+W4BIkRNRltPqOALA6yq66tSF8ZfaIfnfWwFl1AotIIuxqGQMjQdOh1mfkBi78OPTkc+ x1aaUV+43FmZJslcOt0Tf+j0gJsOm8/9ySkY7Pi4zbdNnRzq+v07levd5ulFqdubab0EEXGKf2H4 xWd0qJjp6E9kgrAKeEhUkOXMz26W5iwcOfaQzRcgq1L+H1D9AAAA//8DAFBLAQItABQABgAIAAAA IQC2gziS/gAAAOEBAAATAAAAAAAAAAAAAAAAAAAAAABbQ29udGVudF9UeXBlc10ueG1sUEsBAi0A FAAGAAgAAAAhADj9If/WAAAAlAEAAAsAAAAAAAAAAAAAAAAALwEAAF9yZWxzLy5yZWxzUEsBAi0A FAAGAAgAAAAhAL6x+GFXAgAA5wQAAA4AAAAAAAAAAAAAAAAALgIAAGRycy9lMm9Eb2MueG1sUEsB Ai0AFAAGAAgAAAAhAMQHC+veAAAACAEAAA8AAAAAAAAAAAAAAAAAsQQAAGRycy9kb3ducmV2Lnht bFBLBQYAAAAABAAEAPMAAAC8BQAAAAA= " fillcolor="#ededed [662]" strokecolor="#f2f2f2 [3052]" strokeweight=".5pt">
                 <v:textbox>
                   <w:txbxContent>
                     <w:p>
@@ -2686,6 +2583,25 @@
                           <w:rFonts w:ascii="Arial" w:hAnsi="Arial" w:cs="Arial"/>
                         </w:rPr>
                         <w:t>Claude Code</w:t>
+                      </w:r>
+                    </w:p>
+                    <w:p>
+                      <w:pPr>
+                        <w:pStyle w:val="ListParagraph"/>
+                        <w:numPr>
+                          <w:ilvl w:val="1"/>
+                          <w:numId w:val="9"/>
+                        </w:numPr>
+                        <w:spacing w:line="360" w:lineRule="auto"/>
+                        <w:rPr>
+                          <w:rFonts w:ascii="Arial" w:hAnsi="Arial" w:cs="Arial"/>
+                        </w:rPr>
+                      </w:pPr>
+                      <w:r>
+                        <w:rPr>
+                          <w:rFonts w:ascii="Arial" w:hAnsi="Arial" w:cs="Arial"/>
+                        </w:rPr>
+                        <w:t>Playwright MCP</w:t>
                       </w:r>
                     </w:p>
                     <w:p>
@@ -3364,7 +3280,7 @@
           </mc:Choice>
           <mc:Fallback>
             <w:pict>
-              <v:shape w14:anchorId="525FDCE6" id="Text Box 12" o:spid="_x0000_s1029" type="#_x0000_t202" style="position:absolute;margin-left:0;margin-top:0;width:206.5pt;height:187pt;z-index:251664384;visibility:visible;mso-wrap-style:square;mso-width-percent:0;mso-height-percent:0;mso-wrap-distance-left:9pt;mso-wrap-distance-top:5in;mso-wrap-distance-right:9pt;mso-wrap-distance-bottom:0;mso-position-horizontal:left;mso-position-horizontal-relative:margin;mso-position-vertical:absolute;mso-position-vertical-relative:text;mso-width-percent:0;mso-height-percent:0;mso-width-relative:margin;mso-height-relative:margin;v-text-anchor:top" o:gfxdata="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" fillcolor="#7b7b7b [2406]" strokeweight=".5pt">
+              <v:shape w14:anchorId="525FDCE6" id="Text Box 12" o:spid="_x0000_s1029" type="#_x0000_t202" style="position:absolute;margin-left:0;margin-top:0;width:206.5pt;height:187pt;z-index:251664384;visibility:visible;mso-wrap-style:square;mso-width-percent:0;mso-height-percent:0;mso-wrap-distance-left:9pt;mso-wrap-distance-top:5in;mso-wrap-distance-right:9pt;mso-wrap-distance-bottom:0;mso-position-horizontal:left;mso-position-horizontal-relative:margin;mso-position-vertical:absolute;mso-position-vertical-relative:text;mso-width-percent:0;mso-height-percent:0;mso-width-relative:margin;mso-height-relative:margin;v-text-anchor:top" o:gfxdata="UEsDBBQABgAIAAAAIQC2gziS/gAAAOEBAAATAAAAW0NvbnRlbnRfVHlwZXNdLnhtbJSRQU7DMBBF 90jcwfIWJU67QAgl6YK0S0CoHGBkTxKLZGx5TGhvj5O2G0SRWNoz/78nu9wcxkFMGNg6quQqL6RA 0s5Y6ir5vt9lD1JwBDIwOMJKHpHlpr69KfdHjyxSmriSfYz+USnWPY7AufNIadK6MEJMx9ApD/oD OlTrorhX2lFEilmcO2RdNtjC5xDF9pCuTyYBB5bi6bQ4syoJ3g9WQ0ymaiLzg5KdCXlKLjvcW893 SUOqXwnz5DrgnHtJTxOsQfEKIT7DmDSUCaxw7Rqn8787ZsmRM9e2VmPeBN4uqYvTtW7jvijg9N/y JsXecLq0q+WD6m8AAAD//wMAUEsDBBQABgAIAAAAIQA4/SH/1gAAAJQBAAALAAAAX3JlbHMvLnJl bHOkkMFqwzAMhu+DvYPRfXGawxijTi+j0GvpHsDYimMaW0Yy2fr2M4PBMnrbUb/Q94l/f/hMi1qR JVI2sOt6UJgd+ZiDgffL8ekFlFSbvV0oo4EbChzGx4f9GRdb25HMsYhqlCwG5lrLq9biZkxWOiqY 22YiTra2kYMu1l1tQD30/bPm3wwYN0x18gb45AdQl1tp5j/sFB2T0FQ7R0nTNEV3j6o9feQzro1i OWA14Fm+Q8a1a8+Bvu/d/dMb2JY5uiPbhG/ktn4cqGU/er3pcvwCAAD//wMAUEsDBBQABgAIAAAA IQBUKCKfTwIAAKwEAAAOAAAAZHJzL2Uyb0RvYy54bWysVEtv2zAMvg/YfxB0X+w4j65GnCJLkWFA 1hZIh54VWU6EyaImKbGzX19KzmvtTsMuMl8iqY8fPblra0X2wjoJuqD9XkqJ0BxKqTcF/fG8+PSZ EueZLpkCLQp6EI7eTT9+mDQmFxlsQZXCEkyiXd6Ygm69N3mSOL4VNXM9MEKjswJbM4+q3SSlZQ1m r1WSpek4acCWxgIXzqH1vnPSacxfVYL7x6pywhNVUOzNx9PGcx3OZDph+cYys5X82Ab7hy5qJjUW Pae6Z56RnZXvUtWSW3BQ+R6HOoGqklzEN+Br+umb16y2zIj4FgTHmTNM7v+l5Q/7lXmyxLdfoMUB BkAa43KHxvCetrJ1+GKnBP0I4eEMm2g94WjMxlk2GqGLoy8b3Axv0whscrlurPNfBdQkCAW1OJcI F9svnceSGHoKCdUcKFkupFJRCVwQc2XJnuEUGedC+0G8rnb1dyg7+80oPZeN9AlXYuY/silNmoKO B9jvu0qhhXOdtWL8Z4ADe7vKgJrSaLyAFCTfrlsiy4IOTgCuoTwgrhY6yjnDFxLTL5nzT8wixxAv 3Bv/iEelAHuCo0TJFuzvv9lDPI4evZQ0yNmCul87ZgUl6ptGUtz2h8NA8qgMRzcZKvbas7726F09 BwS0jxtqeBRDvFcnsbJQv+B6zUJVdDHNsXZB/Umc+26TcD25mM1iENLaML/UK8ND6oBxgPW5fWHW HMfvkTkPcGI3y9+woIsNNzXMdh4qGSkScO5QPcKPKxGnc1zfsHPXeoy6/GSmrwAAAP//AwBQSwME FAAGAAgAAAAhANktgY3aAAAABQEAAA8AAABkcnMvZG93bnJldi54bWxMj0FLw0AQhe+C/2EZwZud 1AarMZtihCJ4s2p73WTHJJidDdltGv+9oxe9PHi84b1v8s3sejXRGDrPGpaLBBRx7W3HjYa31+3V LagQDVvTeyYNXxRgU5yf5Saz/sQvNO1io6SEQ2Y0tDEOGWKoW3ImLPxALNmHH52JYscG7WhOUu56 vE6SG3SmY1lozUCPLdWfu6PTsJ8cpu+IsXq6G9bPh7LczlRqfXkxP9yDijTHv2P4wRd0KISp8ke2 QfUa5JH4q5Kly5XYSsNqnSaARY7/6YtvAAAA//8DAFBLAQItABQABgAIAAAAIQC2gziS/gAAAOEB AAATAAAAAAAAAAAAAAAAAAAAAABbQ29udGVudF9UeXBlc10ueG1sUEsBAi0AFAAGAAgAAAAhADj9 If/WAAAAlAEAAAsAAAAAAAAAAAAAAAAALwEAAF9yZWxzLy5yZWxzUEsBAi0AFAAGAAgAAAAhAFQo Ip9PAgAArAQAAA4AAAAAAAAAAAAAAAAALgIAAGRycy9lMm9Eb2MueG1sUEsBAi0AFAAGAAgAAAAh ANktgY3aAAAABQEAAA8AAAAAAAAAAAAAAAAAqQQAAGRycy9kb3ducmV2LnhtbFBLBQYAAAAABAAE APMAAACwBQAAAAA= " fillcolor="#7b7b7b [2406]" strokeweight=".5pt">
                 <v:textbox>
                   <w:txbxContent>
                     <w:p>
@@ -4031,7 +3947,7 @@
           </mc:Choice>
           <mc:Fallback>
             <w:pict>
-              <v:shape w14:anchorId="1877F810" id="Text Box 13" o:spid="_x0000_s1030" type="#_x0000_t202" style="position:absolute;margin-left:207pt;margin-top:11.8pt;width:388pt;height:686pt;z-index:251666432;visibility:visible;mso-wrap-style:square;mso-width-percent:0;mso-height-percent:0;mso-wrap-distance-left:9pt;mso-wrap-distance-top:0;mso-wrap-distance-right:9pt;mso-wrap-distance-bottom:0;mso-position-horizontal:absolute;mso-position-horizontal-relative:text;mso-position-vertical:absolute;mso-position-vertical-relative:text;mso-width-percent:0;mso-height-percent:0;mso-width-relative:margin;mso-height-relative:margin;v-text-anchor:top" o:gfxdata="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" fillcolor="white [3201]" stroked="f" strokeweight=".5pt">
+              <v:shape w14:anchorId="1877F810" id="Text Box 13" o:spid="_x0000_s1030" type="#_x0000_t202" style="position:absolute;margin-left:207pt;margin-top:11.8pt;width:388pt;height:686pt;z-index:251666432;visibility:visible;mso-wrap-style:square;mso-width-percent:0;mso-height-percent:0;mso-wrap-distance-left:9pt;mso-wrap-distance-top:0;mso-wrap-distance-right:9pt;mso-wrap-distance-bottom:0;mso-position-horizontal:absolute;mso-position-horizontal-relative:text;mso-position-vertical:absolute;mso-position-vertical-relative:text;mso-width-percent:0;mso-height-percent:0;mso-width-relative:margin;mso-height-relative:margin;v-text-anchor:top" o:gfxdata="UEsDBBQABgAIAAAAIQC2gziS/gAAAOEBAAATAAAAW0NvbnRlbnRfVHlwZXNdLnhtbJSRQU7DMBBF 90jcwfIWJU67QAgl6YK0S0CoHGBkTxKLZGx5TGhvj5O2G0SRWNoz/78nu9wcxkFMGNg6quQqL6RA 0s5Y6ir5vt9lD1JwBDIwOMJKHpHlpr69KfdHjyxSmriSfYz+USnWPY7AufNIadK6MEJMx9ApD/oD OlTrorhX2lFEilmcO2RdNtjC5xDF9pCuTyYBB5bi6bQ4syoJ3g9WQ0ymaiLzg5KdCXlKLjvcW893 SUOqXwnz5DrgnHtJTxOsQfEKIT7DmDSUCaxw7Rqn8787ZsmRM9e2VmPeBN4uqYvTtW7jvijg9N/y JsXecLq0q+WD6m8AAAD//wMAUEsDBBQABgAIAAAAIQA4/SH/1gAAAJQBAAALAAAAX3JlbHMvLnJl bHOkkMFqwzAMhu+DvYPRfXGawxijTi+j0GvpHsDYimMaW0Yy2fr2M4PBMnrbUb/Q94l/f/hMi1qR JVI2sOt6UJgd+ZiDgffL8ekFlFSbvV0oo4EbChzGx4f9GRdb25HMsYhqlCwG5lrLq9biZkxWOiqY 22YiTra2kYMu1l1tQD30/bPm3wwYN0x18gb45AdQl1tp5j/sFB2T0FQ7R0nTNEV3j6o9feQzro1i OWA14Fm+Q8a1a8+Bvu/d/dMb2JY5uiPbhG/ktn4cqGU/er3pcvwCAAD//wMAUEsDBBQABgAIAAAA IQAC57thMAIAAFwEAAAOAAAAZHJzL2Uyb0RvYy54bWysVE1vGjEQvVfqf7B8L7tQQpIVS0SJqCqh JBKpcjZem7Xk9bi2YZf++o69fDXtqerFjD2zzzPvPTN96BpN9sJ5Baakw0FOiTAcKmW2Jf3+uvx0 R4kPzFRMgxElPQhPH2YfP0xbW4gR1KAr4QiCGF+0tqR1CLbIMs9r0TA/ACsMJiW4hgXcum1WOdYi eqOzUZ5PshZcZR1w4T2ePvZJOkv4UgoenqX0IhBdUuwtpNWldRPXbDZlxdYxWyt+bIP9QxcNUwYv PUM9ssDIzqk/oBrFHXiQYcChyUBKxUWaAacZ5u+mWdfMijQLkuPtmSb//2D5035tXxwJ3RfoUMBI SGt94fEwztNJ18Rf7JRgHik8nGkTXSAcD8f3o9tJjimOubvb4QiFiTjZ5XPrfPgqoCExKKlDXRJd bL/yoS89lcTbPGhVLZXWaRO9IBbakT1DFXVITSL4b1XakLakk883eQI2ED/vkbXBXi5DxSh0m46o Cns/DbyB6oA8OOgt4i1fKux1xXx4YQ49gfOhz8MzLlID3gXHiJIa3M+/ncd6lAqzlLTosZL6Hzvm BCX6m0ER74fjcTRl2oxvbke4cdeZzXXG7JoFIAFDfFGWpzDWB30KpYPmDZ/DPN6KKWY43l3ScAoX oXc+Picu5vNUhDa0LKzM2vIIHQmPSrx2b8zZo1wBlX6CkxtZ8U61vjZ+aWC+CyBVkjTy3LN6pB8t nExxfG7xjVzvU9XlT2H2CwAA//8DAFBLAwQUAAYACAAAACEAXauK7OMAAAAMAQAADwAAAGRycy9k b3ducmV2LnhtbEyPS0/DMBCE70j8B2uRuCDqpGkDDXEqhHhI3Gh4iJsbL0lEvI5iNwn/nu0Jbrs7 o9lv8u1sOzHi4FtHCuJFBAKpcqalWsFr+XB5DcIHTUZ3jlDBD3rYFqcnuc6Mm+gFx12oBYeQz7SC JoQ+k9JXDVrtF65HYu3LDVYHXodamkFPHG47uYyiVFrdEn9odI93DVbfu4NV8HlRfzz7+fFtStZJ f/80llfvplTq/Gy+vQERcA5/ZjjiMzoUzLR3BzJedApW8Yq7BAXLJAVxNMSbiC97npLNOgVZ5PJ/ ieIXAAD//wMAUEsBAi0AFAAGAAgAAAAhALaDOJL+AAAA4QEAABMAAAAAAAAAAAAAAAAAAAAAAFtD b250ZW50X1R5cGVzXS54bWxQSwECLQAUAAYACAAAACEAOP0h/9YAAACUAQAACwAAAAAAAAAAAAAA AAAvAQAAX3JlbHMvLnJlbHNQSwECLQAUAAYACAAAACEAAue7YTACAABcBAAADgAAAAAAAAAAAAAA AAAuAgAAZHJzL2Uyb0RvYy54bWxQSwECLQAUAAYACAAAACEAXauK7OMAAAAMAQAADwAAAAAAAAAA AAAAAACKBAAAZHJzL2Rvd25yZXYueG1sUEsFBgAAAAAEAAQA8wAAAJoFAAAAAA== " fillcolor="white [3201]" stroked="f" strokeweight=".5pt">
                 <v:textbox>
                   <w:txbxContent>
                     <w:p>
@@ -4367,45 +4283,9 @@
                                 <w:sz w:val="21"/>
                               </w:rPr>
                               <w:tab/>
-                            </w:r>
-                            <w:r>
-                              <w:rPr>
-                                <w:rFonts w:ascii="Arial" w:hAnsi="Arial" w:cs="Arial"/>
-                                <w:bCs/>
-                                <w:color w:val="000000" w:themeColor="text1"/>
-                                <w:w w:val="95"/>
-                                <w:sz w:val="21"/>
-                              </w:rPr>
                               <w:tab/>
-                            </w:r>
-                            <w:r>
-                              <w:rPr>
-                                <w:rFonts w:ascii="Arial" w:hAnsi="Arial" w:cs="Arial"/>
-                                <w:bCs/>
-                                <w:color w:val="000000" w:themeColor="text1"/>
-                                <w:w w:val="95"/>
-                                <w:sz w:val="21"/>
-                              </w:rPr>
                               <w:tab/>
-                            </w:r>
-                            <w:r>
-                              <w:rPr>
-                                <w:rFonts w:ascii="Arial" w:hAnsi="Arial" w:cs="Arial"/>
-                                <w:bCs/>
-                                <w:color w:val="000000" w:themeColor="text1"/>
-                                <w:w w:val="95"/>
-                                <w:sz w:val="21"/>
-                              </w:rPr>
                               <w:tab/>
-                            </w:r>
-                            <w:r>
-                              <w:rPr>
-                                <w:rFonts w:ascii="Arial" w:hAnsi="Arial" w:cs="Arial"/>
-                                <w:bCs/>
-                                <w:color w:val="000000" w:themeColor="text1"/>
-                                <w:w w:val="95"/>
-                                <w:sz w:val="21"/>
-                              </w:rPr>
                               <w:tab/>
                             </w:r>
                             <w:r>
@@ -4496,62 +4376,11 @@
                             <w:r>
                               <w:rPr>
                                 <w:rFonts w:ascii="Arial" w:hAnsi="Arial" w:cs="Arial"/>
-                                <w:bCs/>
                                 <w:color w:val="000000" w:themeColor="text1"/>
                                 <w:w w:val="95"/>
                                 <w:sz w:val="21"/>
                               </w:rPr>
-                              <w:t xml:space="preserve">As an individual contributor, designed and maintained an automation framework using </w:t>
-                            </w:r>
-                            <w:r>
-                              <w:rPr>
-                                <w:rFonts w:ascii="Arial" w:hAnsi="Arial" w:cs="Arial"/>
-                                <w:b/>
-                                <w:color w:val="000000" w:themeColor="text1"/>
-                                <w:w w:val="95"/>
-                                <w:sz w:val="21"/>
-                              </w:rPr>
-                              <w:t>Playwright</w:t>
-                            </w:r>
-                            <w:r>
-                              <w:rPr>
-                                <w:rFonts w:ascii="Arial" w:hAnsi="Arial" w:cs="Arial"/>
-                                <w:bCs/>
-                                <w:color w:val="000000" w:themeColor="text1"/>
-                                <w:w w:val="95"/>
-                                <w:sz w:val="21"/>
-                              </w:rPr>
-                              <w:t xml:space="preserve"> and </w:t>
-                            </w:r>
-                            <w:r>
-                              <w:rPr>
-                                <w:rFonts w:ascii="Arial" w:hAnsi="Arial" w:cs="Arial"/>
-                                <w:b/>
-                                <w:color w:val="000000" w:themeColor="text1"/>
-                                <w:w w:val="95"/>
-                                <w:sz w:val="21"/>
-                              </w:rPr>
-                              <w:t>Cypress</w:t>
-                            </w:r>
-                            <w:r>
-                              <w:rPr>
-                                <w:rFonts w:ascii="Arial" w:hAnsi="Arial" w:cs="Arial"/>
-                                <w:bCs/>
-                                <w:color w:val="000000" w:themeColor="text1"/>
-                                <w:w w:val="95"/>
-                                <w:sz w:val="21"/>
-                              </w:rPr>
-                              <w:t xml:space="preserve"> </w:t>
-                            </w:r>
-                            <w:r>
-                              <w:rPr>
-                                <w:rFonts w:ascii="Arial" w:hAnsi="Arial" w:cs="Arial"/>
-                                <w:bCs/>
-                                <w:color w:val="000000" w:themeColor="text1"/>
-                                <w:w w:val="95"/>
-                                <w:sz w:val="21"/>
-                              </w:rPr>
-                              <w:t>(TypeScript), with reusable page objects, fixtures, and utility components, to validate benefits-analytics dashboards and reporting workflows.</w:t>
+                              <w:t xml:space="preserve">As an individual contributor, designed a Playwright/Cypress (TypeScript) framework with reusable page objects and fixtures for benefits-analytics dashboards.</w:t>
                             </w:r>
                           </w:p>
                           <w:p>
@@ -4581,7 +4410,7 @@
                                 <w:w w:val="95"/>
                                 <w:sz w:val="21"/>
                               </w:rPr>
-                              <w:t>Automated functional, regression, smoke, and sanity scenarios covering benefits calculations, plan comparisons, and reporting outputs.</w:t>
+                              <w:t>Scaled the suite to 680 automated test cases covering functional, regression, smoke, and sanity scenarios.</w:t>
                             </w:r>
                           </w:p>
                           <w:p>
@@ -4611,7 +4440,7 @@
                                 <w:w w:val="95"/>
                                 <w:sz w:val="21"/>
                               </w:rPr>
-                              <w:t>Performed API testing and integrated API-level validations into the automation workflow to verify data accuracy between backend services and analytics dashboards.</w:t>
+                              <w:t>Automated 80+ REST APIs using Claude Code, validating data accuracy between backend services and analytics dashboards.</w:t>
                             </w:r>
                           </w:p>
                           <w:p>
@@ -4641,7 +4470,7 @@
                                 <w:w w:val="95"/>
                                 <w:sz w:val="21"/>
                               </w:rPr>
-                              <w:t>Executed automation suites through CI/CD pipelines on every release, analyzing test failures to distinguish real application defects from automation or environment issues.</w:t>
+                              <w:t>Reduced regression execution time from 8+ hours to under an hour through parallel execution across 12 GitHub Actions nodes.</w:t>
                             </w:r>
                           </w:p>
                           <w:p>
@@ -4671,7 +4500,7 @@
                                 <w:w w:val="95"/>
                                 <w:sz w:val="21"/>
                               </w:rPr>
-                              <w:t>Also managed and guided the QA team, setting testing priorities and reviewing coverage across releases.</w:t>
+                              <w:t>Managed and guided the QA team, setting testing priorities and reviewing coverage across releases.</w:t>
                             </w:r>
                           </w:p>
                           <w:p>
@@ -4701,9 +4530,21 @@
                                 <w:w w:val="95"/>
                                 <w:sz w:val="21"/>
                               </w:rPr>
-                              <w:t>Identified risks and dependencies that could affect testing timelines and communicated</w:t>
-                            </w:r>
-                            <w:r>
+                              <w:t xml:space="preserve">Identified risks and dependencies affecting testing timelines and communicated them proactively to stakeholders.</w:t>
+                              <w:br/>
+                            </w:r>
+                          </w:p>
+                          <w:p>
+                            <w:pPr>
+                              <w:pStyle w:val="ListParagraph"/>
+                              <w:numPr>
+                                <w:ilvl w:val="0"/>
+                                <w:numId w:val="3"/>
+                              </w:numPr>
+                              <w:spacing w:after="120"/>
+                              <w:ind w:right="144"/>
+                              <w:contextualSpacing w:val="0"/>
+                              <w:jc w:val="both"/>
                               <w:rPr>
                                 <w:rFonts w:ascii="Arial" w:hAnsi="Arial" w:cs="Arial"/>
                                 <w:bCs/>
@@ -4711,8 +4552,7 @@
                                 <w:w w:val="95"/>
                                 <w:sz w:val="21"/>
                               </w:rPr>
-                              <w:t xml:space="preserve"> </w:t>
-                            </w:r>
+                            </w:pPr>
                             <w:r>
                               <w:rPr>
                                 <w:rFonts w:ascii="Arial" w:hAnsi="Arial" w:cs="Arial"/>
@@ -4721,43 +4561,7 @@
                                 <w:w w:val="95"/>
                                 <w:sz w:val="21"/>
                               </w:rPr>
-                              <w:t>them proactively to stakeholders.</w:t>
-                            </w:r>
-                            <w:r>
-                              <w:rPr>
-                                <w:rFonts w:ascii="Arial" w:hAnsi="Arial" w:cs="Arial"/>
-                                <w:bCs/>
-                                <w:color w:val="000000" w:themeColor="text1"/>
-                                <w:w w:val="95"/>
-                                <w:sz w:val="21"/>
-                              </w:rPr>
-                              <w:br/>
-                            </w:r>
-                          </w:p>
-                          <w:p>
-                            <w:pPr>
-                              <w:rPr>
-                                <w:color w:val="000000" w:themeColor="text1"/>
-                              </w:rPr>
-                            </w:pPr>
-                            <w:r>
-                              <w:rPr>
-                                <w:color w:val="000000" w:themeColor="text1"/>
-                              </w:rPr>
-                              <w:t>Built an AI-driven QA agent (Claude Code + Jira/Xray/GitHub APIs) to analyze user stories and linked pull requests, identify missing manual test coverage in Xray, and auto-generate manual test cases and Cypress automation scripts.</w:t>
-                            </w:r>
-                          </w:p>
-                          <w:p>
-                            <w:pPr>
-                              <w:rPr>
-                                <w:color w:val="000000" w:themeColor="text1"/>
-                              </w:rPr>
-                            </w:pPr>
-                            <w:r>
-                              <w:rPr>
-                                <w:color w:val="000000" w:themeColor="text1"/>
-                              </w:rPr>
-                              <w:t>Developed a static-analysis coverage-scoring agent that evaluates functional, scenario, and negative-path test quality per feature and produces visual coverage-gap reports for QA and engineering leadership.</w:t>
+                              <w:t xml:space="preserve">Built an AI-driven QA agent (Claude Code, Playwright MCP, Jira/Xray/GitHub) that flags coverage gaps, auto-generates test cases, and scores functional, scenario, and negative-path coverage per feature.</w:t>
                             </w:r>
                           </w:p>
                           <w:p>
@@ -4789,7 +4593,7 @@
           </mc:Choice>
           <mc:Fallback>
             <w:pict>
-              <v:shape w14:anchorId="1213AEAD" id="Text Box 10" o:spid="_x0000_s1031" type="#_x0000_t202" style="position:absolute;margin-left:231pt;margin-top:9.3pt;width:365pt;height:333pt;z-index:251667456;visibility:visible;mso-wrap-style:square;mso-width-percent:0;mso-height-percent:0;mso-wrap-distance-left:9pt;mso-wrap-distance-top:0;mso-wrap-distance-right:9pt;mso-wrap-distance-bottom:0;mso-position-horizontal:absolute;mso-position-horizontal-relative:text;mso-position-vertical:absolute;mso-position-vertical-relative:text;mso-width-percent:0;mso-height-percent:0;mso-width-relative:margin;mso-height-relative:margin;v-text-anchor:top" o:gfxdata="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" fillcolor="white [3201]" stroked="f" strokeweight=".5pt">
+              <v:shape w14:anchorId="1213AEAD" id="Text Box 10" o:spid="_x0000_s1031" type="#_x0000_t202" style="position:absolute;margin-left:231pt;margin-top:9.3pt;width:365pt;height:333pt;z-index:251667456;visibility:visible;mso-wrap-style:square;mso-width-percent:0;mso-height-percent:0;mso-wrap-distance-left:9pt;mso-wrap-distance-top:0;mso-wrap-distance-right:9pt;mso-wrap-distance-bottom:0;mso-position-horizontal:absolute;mso-position-horizontal-relative:text;mso-position-vertical:absolute;mso-position-vertical-relative:text;mso-width-percent:0;mso-height-percent:0;mso-width-relative:margin;mso-height-relative:margin;v-text-anchor:top" o:gfxdata="UEsDBBQABgAIAAAAIQC2gziS/gAAAOEBAAATAAAAW0NvbnRlbnRfVHlwZXNdLnhtbJSRQU7DMBBF 90jcwfIWJU67QAgl6YK0S0CoHGBkTxKLZGx5TGhvj5O2G0SRWNoz/78nu9wcxkFMGNg6quQqL6RA 0s5Y6ir5vt9lD1JwBDIwOMJKHpHlpr69KfdHjyxSmriSfYz+USnWPY7AufNIadK6MEJMx9ApD/oD OlTrorhX2lFEilmcO2RdNtjC5xDF9pCuTyYBB5bi6bQ4syoJ3g9WQ0ymaiLzg5KdCXlKLjvcW893 SUOqXwnz5DrgnHtJTxOsQfEKIT7DmDSUCaxw7Rqn8787ZsmRM9e2VmPeBN4uqYvTtW7jvijg9N/y JsXecLq0q+WD6m8AAAD//wMAUEsDBBQABgAIAAAAIQA4/SH/1gAAAJQBAAALAAAAX3JlbHMvLnJl bHOkkMFqwzAMhu+DvYPRfXGawxijTi+j0GvpHsDYimMaW0Yy2fr2M4PBMnrbUb/Q94l/f/hMi1qR JVI2sOt6UJgd+ZiDgffL8ekFlFSbvV0oo4EbChzGx4f9GRdb25HMsYhqlCwG5lrLq9biZkxWOiqY 22YiTra2kYMu1l1tQD30/bPm3wwYN0x18gb45AdQl1tp5j/sFB2T0FQ7R0nTNEV3j6o9feQzro1i OWA14Fm+Q8a1a8+Bvu/d/dMb2JY5uiPbhG/ktn4cqGU/er3pcvwCAAD//wMAUEsDBBQABgAIAAAA IQB0KXJ8MAIAAFwEAAAOAAAAZHJzL2Uyb0RvYy54bWysVE1v2zAMvQ/YfxB0X+xkSbcacYosRYYB QVsgHXpWZCkWIIuapMTOfv0oOV9rexp2kUmReiIfnzy96xpN9sJ5Baakw0FOiTAcKmW2Jf35vPz0 lRIfmKmYBiNKehCe3s0+fpi2thAjqEFXwhEEMb5obUnrEGyRZZ7XomF+AFYYDEpwDQvoum1WOdYi eqOzUZ7fZC24yjrgwnvcve+DdJbwpRQ8PErpRSC6pFhbSKtL6yau2WzKiq1jtlb8WAb7hyoapgxe eoa6Z4GRnVNvoBrFHXiQYcChyUBKxUXqAbsZ5q+6WdfMitQLkuPtmSb//2D5w35tnxwJ3TfocICR kNb6wuNm7KeTrolfrJRgHCk8nGkTXSAcN8c3nyeTHEMcY+PR6HaIDuJkl+PW+fBdQEOiUVKHc0l0 sf3Khz71lBJv86BVtVRaJydqQSy0I3uGU9QhFYngf2VpQ9qSYiV5AjYQj/fI2mAtl6aiFbpNR1RV 0smp4Q1UB+TBQS8Rb/lSYa0r5sMTc6gJ7A91Hh5xkRrwLjhalNTgfr+3H/NxVBilpEWNldT/2jEn KNE/DA7xdjgeR1EmZzz5MkLHXUc21xGzaxaABAzxRVmezJgf9MmUDpoXfA7zeCuGmOF4d0nDyVyE Xvn4nLiYz1MSytCysDJryyN0JDxO4rl7Yc4exxVw0g9wUiMrXk2tz40nDcx3AaRKI40896we6UcJ J1Ecn1t8I9d+yrr8FGZ/AAAA//8DAFBLAwQUAAYACAAAACEA+fUjG+EAAAALAQAADwAAAGRycy9k b3ducmV2LnhtbEyPzU7DMBCE70h9B2srcUHU6Q8mhDgVQkAlbjTQipsbL0lEvI5iNwlvj3OC486M Zr9Jt6NpWI+dqy1JWC4iYEiF1TWVEt7z5+sYmPOKtGosoYQfdLDNZhepSrQd6A37vS9ZKCGXKAmV 923CuSsqNMotbIsUvC/bGeXD2ZVcd2oI5abhqygS3KiawodKtfhYYfG9PxsJn1fl8dWNLx/D+mbd Pu36/Pagcykv5+PDPTCPo/8Lw4Qf0CELTCd7Ju1YI2EjVmGLD0YsgE2B5d2knCSIeCOAZyn/vyH7 BQAA//8DAFBLAQItABQABgAIAAAAIQC2gziS/gAAAOEBAAATAAAAAAAAAAAAAAAAAAAAAABbQ29u dGVudF9UeXBlc10ueG1sUEsBAi0AFAAGAAgAAAAhADj9If/WAAAAlAEAAAsAAAAAAAAAAAAAAAAA LwEAAF9yZWxzLy5yZWxzUEsBAi0AFAAGAAgAAAAhAHQpcnwwAgAAXAQAAA4AAAAAAAAAAAAAAAAA LgIAAGRycy9lMm9Eb2MueG1sUEsBAi0AFAAGAAgAAAAhAPn1IxvhAAAACwEAAA8AAAAAAAAAAAAA AAAAigQAAGRycy9kb3ducmV2LnhtbFBLBQYAAAAABAAEAPMAAACYBQAAAAA= " fillcolor="white [3201]" stroked="f" strokeweight=".5pt">
                 <v:textbox>
                   <w:txbxContent>
                     <w:p>
@@ -4825,45 +4629,9 @@
                           <w:sz w:val="21"/>
                         </w:rPr>
                         <w:tab/>
-                      </w:r>
-                      <w:r>
-                        <w:rPr>
-                          <w:rFonts w:ascii="Arial" w:hAnsi="Arial" w:cs="Arial"/>
-                          <w:bCs/>
-                          <w:color w:val="000000" w:themeColor="text1"/>
-                          <w:w w:val="95"/>
-                          <w:sz w:val="21"/>
-                        </w:rPr>
                         <w:tab/>
-                      </w:r>
-                      <w:r>
-                        <w:rPr>
-                          <w:rFonts w:ascii="Arial" w:hAnsi="Arial" w:cs="Arial"/>
-                          <w:bCs/>
-                          <w:color w:val="000000" w:themeColor="text1"/>
-                          <w:w w:val="95"/>
-                          <w:sz w:val="21"/>
-                        </w:rPr>
                         <w:tab/>
-                      </w:r>
-                      <w:r>
-                        <w:rPr>
-                          <w:rFonts w:ascii="Arial" w:hAnsi="Arial" w:cs="Arial"/>
-                          <w:bCs/>
-                          <w:color w:val="000000" w:themeColor="text1"/>
-                          <w:w w:val="95"/>
-                          <w:sz w:val="21"/>
-                        </w:rPr>
                         <w:tab/>
-                      </w:r>
-                      <w:r>
-                        <w:rPr>
-                          <w:rFonts w:ascii="Arial" w:hAnsi="Arial" w:cs="Arial"/>
-                          <w:bCs/>
-                          <w:color w:val="000000" w:themeColor="text1"/>
-                          <w:w w:val="95"/>
-                          <w:sz w:val="21"/>
-                        </w:rPr>
                         <w:tab/>
                       </w:r>
                       <w:r>
@@ -4954,62 +4722,11 @@
                       <w:r>
                         <w:rPr>
                           <w:rFonts w:ascii="Arial" w:hAnsi="Arial" w:cs="Arial"/>
-                          <w:bCs/>
                           <w:color w:val="000000" w:themeColor="text1"/>
                           <w:w w:val="95"/>
                           <w:sz w:val="21"/>
                         </w:rPr>
-                        <w:t xml:space="preserve">As an individual contributor, designed and maintained an automation framework using </w:t>
-                      </w:r>
-                      <w:r>
-                        <w:rPr>
-                          <w:rFonts w:ascii="Arial" w:hAnsi="Arial" w:cs="Arial"/>
-                          <w:b/>
-                          <w:color w:val="000000" w:themeColor="text1"/>
-                          <w:w w:val="95"/>
-                          <w:sz w:val="21"/>
-                        </w:rPr>
-                        <w:t>Playwright</w:t>
-                      </w:r>
-                      <w:r>
-                        <w:rPr>
-                          <w:rFonts w:ascii="Arial" w:hAnsi="Arial" w:cs="Arial"/>
-                          <w:bCs/>
-                          <w:color w:val="000000" w:themeColor="text1"/>
-                          <w:w w:val="95"/>
-                          <w:sz w:val="21"/>
-                        </w:rPr>
-                        <w:t xml:space="preserve"> and </w:t>
-                      </w:r>
-                      <w:r>
-                        <w:rPr>
-                          <w:rFonts w:ascii="Arial" w:hAnsi="Arial" w:cs="Arial"/>
-                          <w:b/>
-                          <w:color w:val="000000" w:themeColor="text1"/>
-                          <w:w w:val="95"/>
-                          <w:sz w:val="21"/>
-                        </w:rPr>
-                        <w:t>Cypress</w:t>
-                      </w:r>
-                      <w:r>
-                        <w:rPr>
-                          <w:rFonts w:ascii="Arial" w:hAnsi="Arial" w:cs="Arial"/>
-                          <w:bCs/>
-                          <w:color w:val="000000" w:themeColor="text1"/>
-                          <w:w w:val="95"/>
-                          <w:sz w:val="21"/>
-                        </w:rPr>
-                        <w:t xml:space="preserve"> </w:t>
-                      </w:r>
-                      <w:r>
-                        <w:rPr>
-                          <w:rFonts w:ascii="Arial" w:hAnsi="Arial" w:cs="Arial"/>
-                          <w:bCs/>
-                          <w:color w:val="000000" w:themeColor="text1"/>
-                          <w:w w:val="95"/>
-                          <w:sz w:val="21"/>
-                        </w:rPr>
-                        <w:t>(TypeScript), with reusable page objects, fixtures, and utility components, to validate benefits-analytics dashboards and reporting workflows.</w:t>
+                        <w:t xml:space="preserve">As an individual contributor, designed a Playwright/Cypress (TypeScript) framework with reusable page objects and fixtures for benefits-analytics dashboards.</w:t>
                       </w:r>
                     </w:p>
                     <w:p>
@@ -5039,7 +4756,7 @@
                           <w:w w:val="95"/>
                           <w:sz w:val="21"/>
                         </w:rPr>
-                        <w:t>Automated functional, regression, smoke, and sanity scenarios covering benefits calculations, plan comparisons, and reporting outputs.</w:t>
+                        <w:t>Scaled the suite to 680 automated test cases covering functional, regression, smoke, and sanity scenarios.</w:t>
                       </w:r>
                     </w:p>
                     <w:p>
@@ -5069,7 +4786,7 @@
                           <w:w w:val="95"/>
                           <w:sz w:val="21"/>
                         </w:rPr>
-                        <w:t>Performed API testing and integrated API-level validations into the automation workflow to verify data accuracy between backend services and analytics dashboards.</w:t>
+                        <w:t>Automated 80+ REST APIs using Claude Code, validating data accuracy between backend services and analytics dashboards.</w:t>
                       </w:r>
                     </w:p>
                     <w:p>
@@ -5099,7 +4816,7 @@
                           <w:w w:val="95"/>
                           <w:sz w:val="21"/>
                         </w:rPr>
-                        <w:t>Executed automation suites through CI/CD pipelines on every release, analyzing test failures to distinguish real application defects from automation or environment issues.</w:t>
+                        <w:t>Reduced regression execution time from 8+ hours to under an hour through parallel execution across 12 GitHub Actions nodes.</w:t>
                       </w:r>
                     </w:p>
                     <w:p>
@@ -5129,7 +4846,7 @@
                           <w:w w:val="95"/>
                           <w:sz w:val="21"/>
                         </w:rPr>
-                        <w:t>Also managed and guided the QA team, setting testing priorities and reviewing coverage across releases.</w:t>
+                        <w:t>Managed and guided the QA team, setting testing priorities and reviewing coverage across releases.</w:t>
                       </w:r>
                     </w:p>
                     <w:p>
@@ -5159,63 +4876,21 @@
                           <w:w w:val="95"/>
                           <w:sz w:val="21"/>
                         </w:rPr>
-                        <w:t>Identified risks and dependencies that could affect testing timelines and communicated</w:t>
-                      </w:r>
-                      <w:r>
-                        <w:rPr>
-                          <w:rFonts w:ascii="Arial" w:hAnsi="Arial" w:cs="Arial"/>
-                          <w:bCs/>
+                        <w:t xml:space="preserve">Identified risks and dependencies affecting testing timelines and communicated them proactively to stakeholders.</w:t>
+                        <w:br/>
+                      </w:r>
+                    </w:p>
+                    <w:p>
+                      <w:pPr>
+                        <w:rPr>
                           <w:color w:val="000000" w:themeColor="text1"/>
-                          <w:w w:val="95"/>
-                          <w:sz w:val="21"/>
-                        </w:rPr>
-                        <w:t xml:space="preserve"> </w:t>
-                      </w:r>
-                      <w:r>
-                        <w:rPr>
-                          <w:rFonts w:ascii="Arial" w:hAnsi="Arial" w:cs="Arial"/>
-                          <w:bCs/>
+                        </w:rPr>
+                      </w:pPr>
+                      <w:r>
+                        <w:rPr>
                           <w:color w:val="000000" w:themeColor="text1"/>
-                          <w:w w:val="95"/>
-                          <w:sz w:val="21"/>
-                        </w:rPr>
-                        <w:t>them proactively to stakeholders.</w:t>
-                      </w:r>
-                      <w:r>
-                        <w:rPr>
-                          <w:rFonts w:ascii="Arial" w:hAnsi="Arial" w:cs="Arial"/>
-                          <w:bCs/>
-                          <w:color w:val="000000" w:themeColor="text1"/>
-                          <w:w w:val="95"/>
-                          <w:sz w:val="21"/>
-                        </w:rPr>
-                        <w:br/>
-                      </w:r>
-                    </w:p>
-                    <w:p>
-                      <w:pPr>
-                        <w:rPr>
-                          <w:color w:val="000000" w:themeColor="text1"/>
-                        </w:rPr>
-                      </w:pPr>
-                      <w:r>
-                        <w:rPr>
-                          <w:color w:val="000000" w:themeColor="text1"/>
-                        </w:rPr>
-                        <w:t>Built an AI-driven QA agent (Claude Code + Jira/Xray/GitHub APIs) to analyze user stories and linked pull requests, identify missing manual test coverage in Xray, and auto-generate manual test cases and Cypress automation scripts.</w:t>
-                      </w:r>
-                    </w:p>
-                    <w:p>
-                      <w:pPr>
-                        <w:rPr>
-                          <w:color w:val="000000" w:themeColor="text1"/>
-                        </w:rPr>
-                      </w:pPr>
-                      <w:r>
-                        <w:rPr>
-                          <w:color w:val="000000" w:themeColor="text1"/>
-                        </w:rPr>
-                        <w:t>Developed a static-analysis coverage-scoring agent that evaluates functional, scenario, and negative-path test quality per feature and produces visual coverage-gap reports for QA and engineering leadership.</w:t>
+                        </w:rPr>
+                        <w:t>Built an AI-driven QA agent (Claude Code, Playwright MCP, Jira/Xray/GitHub) that flags coverage gaps, auto-generates test cases, and scores functional, scenario, and negative-path coverage per feature.</w:t>
                       </w:r>
                     </w:p>
                     <w:p>
@@ -5331,15 +5006,6 @@
                                 <w:szCs w:val="24"/>
                               </w:rPr>
                               <w:t>Ritchie Bros.</w:t>
-                            </w:r>
-                            <w:r>
-                              <w:rPr>
-                                <w:rFonts w:ascii="Arial" w:hAnsi="Arial" w:cs="Arial"/>
-                                <w:b/>
-                                <w:w w:val="95"/>
-                                <w:sz w:val="24"/>
-                                <w:szCs w:val="24"/>
-                              </w:rPr>
                               <w:tab/>
                               <w:t xml:space="preserve">                                                               </w:t>
                             </w:r>
@@ -5422,29 +5088,10 @@
                             <w:r>
                               <w:rPr>
                                 <w:rFonts w:ascii="Arial" w:hAnsi="Arial" w:cs="Arial"/>
-                                <w:bCs/>
                                 <w:w w:val="95"/>
                                 <w:sz w:val="21"/>
                               </w:rPr>
-                              <w:t xml:space="preserve">As an individual contributor, built a test automation framework using </w:t>
-                            </w:r>
-                            <w:r>
-                              <w:rPr>
-                                <w:rFonts w:ascii="Arial" w:hAnsi="Arial" w:cs="Arial"/>
-                                <w:b/>
-                                <w:w w:val="95"/>
-                                <w:sz w:val="21"/>
-                              </w:rPr>
-                              <w:t>Robot Framework</w:t>
-                            </w:r>
-                            <w:r>
-                              <w:rPr>
-                                <w:rFonts w:ascii="Arial" w:hAnsi="Arial" w:cs="Arial"/>
-                                <w:bCs/>
-                                <w:w w:val="95"/>
-                                <w:sz w:val="21"/>
-                              </w:rPr>
-                              <w:t xml:space="preserve"> and Python with a structured Page Object Model tailored to asset listing, bidding, and auction transaction workflows.</w:t>
+                              <w:t xml:space="preserve">As an individual contributor, built a Robot Framework/Python automation framework with a structured Page Object Model for bidding and auction workflows.</w:t>
                             </w:r>
                           </w:p>
                           <w:p>
@@ -5472,7 +5119,7 @@
                                 <w:w w:val="95"/>
                                 <w:sz w:val="21"/>
                               </w:rPr>
-                              <w:t>Automated functional, regression, and sanity scenarios across asset search, listing detail, bid placement, and checkout flows.</w:t>
+                              <w:t>Automated functional, regression, and sanity scenarios across asset search, listing detail, bid placement, and checkout.</w:t>
                             </w:r>
                           </w:p>
                           <w:p>
@@ -5500,7 +5147,7 @@
                                 <w:w w:val="95"/>
                                 <w:sz w:val="21"/>
                               </w:rPr>
-                              <w:t>Performed root cause analysis on automation and application failures to keep defect turnaround fast during release cycles.</w:t>
+                              <w:t>Performed root cause analysis on automation and application failures to keep defect turnaround fast.</w:t>
                             </w:r>
                           </w:p>
                           <w:p>
@@ -5528,7 +5175,7 @@
                                 <w:w w:val="95"/>
                                 <w:sz w:val="21"/>
                               </w:rPr>
-                              <w:t>Flagged risks and dependencies early enough to keep releases on schedule, briefing stakeholders as issues emerged.</w:t>
+                              <w:t>Flagged risks and dependencies early, briefing stakeholders as issues emerged to keep releases on schedule.</w:t>
                             </w:r>
                           </w:p>
                           <w:p>
@@ -5556,7 +5203,7 @@
                                 <w:w w:val="95"/>
                                 <w:sz w:val="21"/>
                               </w:rPr>
-                              <w:t>Also managed and mentored the QA team, aligning testing priorities and skill development across the group.</w:t>
+                              <w:t>Managed and mentored the QA team, aligning testing priorities and skill development across the group.</w:t>
                             </w:r>
                           </w:p>
                           <w:p>
@@ -5584,7 +5231,7 @@
                                 <w:w w:val="95"/>
                                 <w:sz w:val="21"/>
                               </w:rPr>
-                              <w:t>Partnered directly with developers, product managers, and business analysts to translate business requirements into test scenarios.</w:t>
+                              <w:t>Partnered with developers, product managers, and business analysts to translate requirements into test scenarios.</w:t>
                             </w:r>
                           </w:p>
                           <w:p>
@@ -5612,7 +5259,7 @@
                                 <w:w w:val="95"/>
                                 <w:sz w:val="21"/>
                               </w:rPr>
-                              <w:t>Executed regression testing on each release to confirm new changes did not affect existing bidding, asset, or transaction functionality.</w:t>
+                              <w:t>Executed regression testing each release to confirm changes did not affect bidding, asset, or transaction functionality.</w:t>
                             </w:r>
                           </w:p>
                         </w:txbxContent>
@@ -5637,7 +5284,7 @@
           </mc:Choice>
           <mc:Fallback>
             <w:pict>
-              <v:shape w14:anchorId="41999F7E" id="Text Box 19" o:spid="_x0000_s1032" type="#_x0000_t202" style="position:absolute;margin-left:231.5pt;margin-top:286.3pt;width:363.5pt;height:327.5pt;z-index:251668480;visibility:visible;mso-wrap-style:square;mso-width-percent:0;mso-height-percent:0;mso-wrap-distance-left:9pt;mso-wrap-distance-top:0;mso-wrap-distance-right:9pt;mso-wrap-distance-bottom:0;mso-position-horizontal:absolute;mso-position-horizontal-relative:text;mso-position-vertical:absolute;mso-position-vertical-relative:text;mso-width-percent:0;mso-height-percent:0;mso-width-relative:margin;mso-height-relative:margin;v-text-anchor:top" o:gfxdata="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" fillcolor="white [3201]" stroked="f" strokeweight=".5pt">
+              <v:shape w14:anchorId="41999F7E" id="Text Box 19" o:spid="_x0000_s1032" type="#_x0000_t202" style="position:absolute;margin-left:231.5pt;margin-top:286.3pt;width:363.5pt;height:327.5pt;z-index:251668480;visibility:visible;mso-wrap-style:square;mso-width-percent:0;mso-height-percent:0;mso-wrap-distance-left:9pt;mso-wrap-distance-top:0;mso-wrap-distance-right:9pt;mso-wrap-distance-bottom:0;mso-position-horizontal:absolute;mso-position-horizontal-relative:text;mso-position-vertical:absolute;mso-position-vertical-relative:text;mso-width-percent:0;mso-height-percent:0;mso-width-relative:margin;mso-height-relative:margin;v-text-anchor:top" o:gfxdata="UEsDBBQABgAIAAAAIQC2gziS/gAAAOEBAAATAAAAW0NvbnRlbnRfVHlwZXNdLnhtbJSRQU7DMBBF 90jcwfIWJU67QAgl6YK0S0CoHGBkTxKLZGx5TGhvj5O2G0SRWNoz/78nu9wcxkFMGNg6quQqL6RA 0s5Y6ir5vt9lD1JwBDIwOMJKHpHlpr69KfdHjyxSmriSfYz+USnWPY7AufNIadK6MEJMx9ApD/oD OlTrorhX2lFEilmcO2RdNtjC5xDF9pCuTyYBB5bi6bQ4syoJ3g9WQ0ymaiLzg5KdCXlKLjvcW893 SUOqXwnz5DrgnHtJTxOsQfEKIT7DmDSUCaxw7Rqn8787ZsmRM9e2VmPeBN4uqYvTtW7jvijg9N/y JsXecLq0q+WD6m8AAAD//wMAUEsDBBQABgAIAAAAIQA4/SH/1gAAAJQBAAALAAAAX3JlbHMvLnJl bHOkkMFqwzAMhu+DvYPRfXGawxijTi+j0GvpHsDYimMaW0Yy2fr2M4PBMnrbUb/Q94l/f/hMi1qR JVI2sOt6UJgd+ZiDgffL8ekFlFSbvV0oo4EbChzGx4f9GRdb25HMsYhqlCwG5lrLq9biZkxWOiqY 22YiTra2kYMu1l1tQD30/bPm3wwYN0x18gb45AdQl1tp5j/sFB2T0FQ7R0nTNEV3j6o9feQzro1i OWA14Fm+Q8a1a8+Bvu/d/dMb2JY5uiPbhG/ktn4cqGU/er3pcvwCAAD//wMAUEsDBBQABgAIAAAA IQDAFij0LwIAAFwEAAAOAAAAZHJzL2Uyb0RvYy54bWysVEuP2jAQvlfqf7B8LyE00C4irCgrqkpo dyW22rNxbGLJ8bi2IaG/vmOHV7c9Vb04M57xPL75JrP7rtHkIJxXYEqaD4aUCMOhUmZX0u8vqw+f KfGBmYppMKKkR+Hp/fz9u1lrp2IENehKOIJBjJ+2tqR1CHaaZZ7XomF+AFYYNEpwDQuoul1WOdZi 9EZno+FwkrXgKuuAC+/x9qE30nmKL6Xg4UlKLwLRJcXaQjpdOrfxzOYzNt05ZmvFT2Wwf6iiYcpg 0kuoBxYY2Tv1R6hGcQceZBhwaDKQUnGResBu8uGbbjY1syL1guB4e4HJ/7+w/PGwsc+OhO4LdDjA CEhr/dTjZeynk66JX6yUoB0hPF5gE10gHC+LST4pxmjiaCvy8d0IFYyTXZ9b58NXAQ2JQkkdziXB xQ5rH3rXs0vM5kGraqW0TkrkglhqRw4Mp6hDKhKD/+alDWlLOvmIqeMjA/F5H1kbrOXaVJRCt+2I qvDBueEtVEfEwUFPEW/5SmGta+bDM3PICewPeR6e8JAaMBecJEpqcD//dh/9cVRopaRFjpXU/9gz JyjR3wwO8S4vikjKpBTjTyNU3K1le2sx+2YJCECOG2V5EqN/0GdROmhecR0WMSuamOGYu6ThLC5D z3xcJy4Wi+SENLQsrM3G8hg6Yhcn8dK9MmdP4wo46Uc4s5FN30yt9+1RX+wDSJVGGnHuUT3BjxRO pDitW9yRWz15XX8K818AAAD//wMAUEsDBBQABgAIAAAAIQBLnesm5AAAAA0BAAAPAAAAZHJzL2Rv d25yZXYueG1sTI9PT4NAEMXvJn6HzZh4MXYpWFBkaYxRm3iz+CfetuwIRHaWsFuK397pSW8z817e /F6xnm0vJhx950jBchGBQKqd6ahR8Fo9Xl6D8EGT0b0jVPCDHtbl6Umhc+MO9ILTNjSCQ8jnWkEb wpBL6esWrfYLNyCx9uVGqwOvYyPNqA8cbnsZR1Eqre6IP7R6wPsW6+/t3ir4vGg+nv389HZIVsnw sJmq7N1USp2fzXe3IALO4c8MR3xGh5KZdm5PxotewVWacJegYJXFKYijY3kT8WnHUxxnKciykP9b lL8AAAD//wMAUEsBAi0AFAAGAAgAAAAhALaDOJL+AAAA4QEAABMAAAAAAAAAAAAAAAAAAAAAAFtD b250ZW50X1R5cGVzXS54bWxQSwECLQAUAAYACAAAACEAOP0h/9YAAACUAQAACwAAAAAAAAAAAAAA AAAvAQAAX3JlbHMvLnJlbHNQSwECLQAUAAYACAAAACEAwBYo9C8CAABcBAAADgAAAAAAAAAAAAAA AAAuAgAAZHJzL2Uyb0RvYy54bWxQSwECLQAUAAYACAAAACEAS53rJuQAAAANAQAADwAAAAAAAAAA AAAAAACJBAAAZHJzL2Rvd25yZXYueG1sUEsFBgAAAAAEAAQA8wAAAJoFAAAAAA== " fillcolor="white [3201]" stroked="f" strokeweight=".5pt">
                 <v:textbox>
                   <w:txbxContent>
                     <w:p>
@@ -5659,15 +5306,6 @@
                           <w:szCs w:val="24"/>
                         </w:rPr>
                         <w:t>Ritchie Bros.</w:t>
-                      </w:r>
-                      <w:r>
-                        <w:rPr>
-                          <w:rFonts w:ascii="Arial" w:hAnsi="Arial" w:cs="Arial"/>
-                          <w:b/>
-                          <w:w w:val="95"/>
-                          <w:sz w:val="24"/>
-                          <w:szCs w:val="24"/>
-                        </w:rPr>
                         <w:tab/>
                         <w:t xml:space="preserve">                                                               </w:t>
                       </w:r>
@@ -5750,29 +5388,10 @@
                       <w:r>
                         <w:rPr>
                           <w:rFonts w:ascii="Arial" w:hAnsi="Arial" w:cs="Arial"/>
-                          <w:bCs/>
                           <w:w w:val="95"/>
                           <w:sz w:val="21"/>
                         </w:rPr>
-                        <w:t xml:space="preserve">As an individual contributor, built a test automation framework using </w:t>
-                      </w:r>
-                      <w:r>
-                        <w:rPr>
-                          <w:rFonts w:ascii="Arial" w:hAnsi="Arial" w:cs="Arial"/>
-                          <w:b/>
-                          <w:w w:val="95"/>
-                          <w:sz w:val="21"/>
-                        </w:rPr>
-                        <w:t>Robot Framework</w:t>
-                      </w:r>
-                      <w:r>
-                        <w:rPr>
-                          <w:rFonts w:ascii="Arial" w:hAnsi="Arial" w:cs="Arial"/>
-                          <w:bCs/>
-                          <w:w w:val="95"/>
-                          <w:sz w:val="21"/>
-                        </w:rPr>
-                        <w:t xml:space="preserve"> and Python with a structured Page Object Model tailored to asset listing, bidding, and auction transaction workflows.</w:t>
+                        <w:t xml:space="preserve">As an individual contributor, built a Robot Framework/Python automation framework with a structured Page Object Model for bidding and auction workflows.</w:t>
                       </w:r>
                     </w:p>
                     <w:p>
@@ -5800,7 +5419,7 @@
                           <w:w w:val="95"/>
                           <w:sz w:val="21"/>
                         </w:rPr>
-                        <w:t>Automated functional, regression, and sanity scenarios across asset search, listing detail, bid placement, and checkout flows.</w:t>
+                        <w:t>Automated functional, regression, and sanity scenarios across asset search, listing detail, bid placement, and checkout.</w:t>
                       </w:r>
                     </w:p>
                     <w:p>
@@ -5828,7 +5447,7 @@
                           <w:w w:val="95"/>
                           <w:sz w:val="21"/>
                         </w:rPr>
-                        <w:t>Performed root cause analysis on automation and application failures to keep defect turnaround fast during release cycles.</w:t>
+                        <w:t>Performed root cause analysis on automation and application failures to keep defect turnaround fast.</w:t>
                       </w:r>
                     </w:p>
                     <w:p>
@@ -5856,7 +5475,7 @@
                           <w:w w:val="95"/>
                           <w:sz w:val="21"/>
                         </w:rPr>
-                        <w:t>Flagged risks and dependencies early enough to keep releases on schedule, briefing stakeholders as issues emerged.</w:t>
+                        <w:t>Flagged risks and dependencies early, briefing stakeholders as issues emerged to keep releases on schedule.</w:t>
                       </w:r>
                     </w:p>
                     <w:p>
@@ -5884,7 +5503,7 @@
                           <w:w w:val="95"/>
                           <w:sz w:val="21"/>
                         </w:rPr>
-                        <w:t>Also managed and mentored the QA team, aligning testing priorities and skill development across the group.</w:t>
+                        <w:t>Managed and mentored the QA team, aligning testing priorities and skill development across the group.</w:t>
                       </w:r>
                     </w:p>
                     <w:p>
@@ -5912,7 +5531,7 @@
                           <w:w w:val="95"/>
                           <w:sz w:val="21"/>
                         </w:rPr>
-                        <w:t>Partnered directly with developers, product managers, and business analysts to translate business requirements into test scenarios.</w:t>
+                        <w:t>Partnered with developers, product managers, and business analysts to translate requirements into test scenarios.</w:t>
                       </w:r>
                     </w:p>
                     <w:p>
@@ -5940,7 +5559,7 @@
                           <w:w w:val="95"/>
                           <w:sz w:val="21"/>
                         </w:rPr>
-                        <w:t>Executed regression testing on each release to confirm new changes did not affect existing bidding, asset, or transaction functionality.</w:t>
+                        <w:t>Executed regression testing each release to confirm changes did not affect bidding, asset, or transaction functionality.</w:t>
                       </w:r>
                     </w:p>
                   </w:txbxContent>
@@ -6270,19 +5889,11 @@
                                 <w:rFonts w:ascii="Arial" w:hAnsi="Arial" w:cs="Arial"/>
                               </w:rPr>
                             </w:pPr>
-                            <w:proofErr w:type="spellStart"/>
-                            <w:r>
-                              <w:rPr>
-                                <w:rFonts w:ascii="Arial" w:hAnsi="Arial" w:cs="Arial"/>
-                              </w:rPr>
-                              <w:t>B.Sc</w:t>
-                            </w:r>
-                            <w:proofErr w:type="spellEnd"/>
-                            <w:r>
-                              <w:rPr>
-                                <w:rFonts w:ascii="Arial" w:hAnsi="Arial" w:cs="Arial"/>
-                              </w:rPr>
-                              <w:t xml:space="preserve"> (Computers)</w:t>
+                            <w:r>
+                              <w:rPr>
+                                <w:rFonts w:ascii="Arial" w:hAnsi="Arial" w:cs="Arial"/>
+                              </w:rPr>
+                              <w:t xml:space="preserve">B.Sc (Computers)</w:t>
                             </w:r>
                           </w:p>
                         </w:txbxContent>
@@ -6307,7 +5918,7 @@
           </mc:Choice>
           <mc:Fallback>
             <w:pict>
-              <v:shape w14:anchorId="393195EA" id="Text Box 14" o:spid="_x0000_s1033" type="#_x0000_t202" style="position:absolute;margin-left:0;margin-top:35.8pt;width:209pt;height:603.5pt;z-index:251663360;visibility:visible;mso-wrap-style:square;mso-width-percent:0;mso-height-percent:0;mso-wrap-distance-left:9pt;mso-wrap-distance-top:0;mso-wrap-distance-right:9pt;mso-wrap-distance-bottom:0;mso-position-horizontal:left;mso-position-horizontal-relative:margin;mso-position-vertical:absolute;mso-position-vertical-relative:text;mso-width-percent:0;mso-height-percent:0;mso-width-relative:margin;mso-height-relative:margin;v-text-anchor:top" o:gfxdata="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" fillcolor="#ededed [662]" strokecolor="#f2f2f2 [3052]" strokeweight=".5pt">
+              <v:shape w14:anchorId="393195EA" id="Text Box 14" o:spid="_x0000_s1033" type="#_x0000_t202" style="position:absolute;margin-left:0;margin-top:35.8pt;width:209pt;height:603.5pt;z-index:251663360;visibility:visible;mso-wrap-style:square;mso-width-percent:0;mso-height-percent:0;mso-wrap-distance-left:9pt;mso-wrap-distance-top:0;mso-wrap-distance-right:9pt;mso-wrap-distance-bottom:0;mso-position-horizontal:left;mso-position-horizontal-relative:margin;mso-position-vertical:absolute;mso-position-vertical-relative:text;mso-width-percent:0;mso-height-percent:0;mso-width-relative:margin;mso-height-relative:margin;v-text-anchor:top" o:gfxdata="UEsDBBQABgAIAAAAIQC2gziS/gAAAOEBAAATAAAAW0NvbnRlbnRfVHlwZXNdLnhtbJSRQU7DMBBF 90jcwfIWJU67QAgl6YK0S0CoHGBkTxKLZGx5TGhvj5O2G0SRWNoz/78nu9wcxkFMGNg6quQqL6RA 0s5Y6ir5vt9lD1JwBDIwOMJKHpHlpr69KfdHjyxSmriSfYz+USnWPY7AufNIadK6MEJMx9ApD/oD OlTrorhX2lFEilmcO2RdNtjC5xDF9pCuTyYBB5bi6bQ4syoJ3g9WQ0ymaiLzg5KdCXlKLjvcW893 SUOqXwnz5DrgnHtJTxOsQfEKIT7DmDSUCaxw7Rqn8787ZsmRM9e2VmPeBN4uqYvTtW7jvijg9N/y JsXecLq0q+WD6m8AAAD//wMAUEsDBBQABgAIAAAAIQA4/SH/1gAAAJQBAAALAAAAX3JlbHMvLnJl bHOkkMFqwzAMhu+DvYPRfXGawxijTi+j0GvpHsDYimMaW0Yy2fr2M4PBMnrbUb/Q94l/f/hMi1qR JVI2sOt6UJgd+ZiDgffL8ekFlFSbvV0oo4EbChzGx4f9GRdb25HMsYhqlCwG5lrLq9biZkxWOiqY 22YiTra2kYMu1l1tQD30/bPm3wwYN0x18gb45AdQl1tp5j/sFB2T0FQ7R0nTNEV3j6o9feQzro1i OWA14Fm+Q8a1a8+Bvu/d/dMb2JY5uiPbhG/ktn4cqGU/er3pcvwCAAD//wMAUEsDBBQABgAIAAAA IQAnRiQ1WQIAAOcEAAAOAAAAZHJzL2Uyb0RvYy54bWysVNtu2zAMfR+wfxD0vjj3tkGdIkvRYUDX FmiHPiuynBiQRU1SYndfvyM5SW/DBgx7USiS5qEOD3N+0daa7ZTzFZmcD3p9zpSRVFRmnfPvD1ef TjnzQZhCaDIq50/K84v5xw/njZ2pIW1IF8oxFDF+1ticb0KwsyzzcqNq4XtklUGwJFeLgKtbZ4UT DarXOhv2+9OsIVdYR1J5D+9lF+TzVL8slQy3ZelVYDrn6C2k06VzFc9sfi5mayfsppL7NsQ/dFGL ygD0WOpSBMG2rnpXqq6kI09l6EmqMyrLSqr0Brxm0H/zmvuNsCq9BeR4e6TJ/7+y8mZ3b+8cC+1n ajHASEhj/czDGd/Tlq6Ov+iUIQ4Kn460qTYwCedwOhmP+ghJxE6m0/F4kojNnj+3zocvimoWjZw7 zCXRJXbXPgASqYeUiOZJV8VVpXW6RC2opXZsJzBFIaUyYZQ+19v6GxWdH2pAD2mecGPqnfv04AZE UlWslABfgWjDmpxPR+j8bw2s1oN34GeTPfifUBDTBtDP/EYrtKuWVQWYO3C/ouIJI3HUqdVbeVWB tmvhw51wkCeoxsqFWxylJvRNe4uzDbmfv/PHfKgGUc4ayD3n/sdWOMWZ/mqgp7PBeBz3I13Gk5Mh Lu5lZPUyYrb1kjCLAZbbymTG/KAPZumofsRmLiIqQsJIYOc8HMxl6JYQmy3VYpGSsBFWhGtzb2Us HecQRfHQPgpn98oJEN0NHRZDzN4IqMuNXxpabAOVVVJX5LljdU8/tilpYL/5cV1f3lPW8//T/BcA AAD//wMAUEsDBBQABgAIAAAAIQB5ll0L3gAAAAgBAAAPAAAAZHJzL2Rvd25yZXYueG1sTI/NTsMw EITvSLyDtUjcqJMIkijEqUolLj3RFkSObrxNovonst028PQsJzjuzGj2m3o5G80u6MPorIB0kQBD 2zk12l7A+/71oQQWorRKamdRwBcGWDa3N7WslLvaLV52sWdUYkMlBQwxThXnoRvQyLBwE1ryjs4b Gen0PVdeXqncaJ4lSc6NHC19GOSE6wG70+5sBEzaF5unTdcmn2378Z3x1Xb98ibE/d28egYWcY5/ YfjFJ3RoiOngzlYFpgXQkCigSHNg5D6mJQkHimVFmQNvav5/QPMDAAD//wMAUEsBAi0AFAAGAAgA AAAhALaDOJL+AAAA4QEAABMAAAAAAAAAAAAAAAAAAAAAAFtDb250ZW50X1R5cGVzXS54bWxQSwEC LQAUAAYACAAAACEAOP0h/9YAAACUAQAACwAAAAAAAAAAAAAAAAAvAQAAX3JlbHMvLnJlbHNQSwEC LQAUAAYACAAAACEAJ0YkNVkCAADnBAAADgAAAAAAAAAAAAAAAAAuAgAAZHJzL2Uyb0RvYy54bWxQ SwECLQAUAAYACAAAACEAeZZdC94AAAAIAQAADwAAAAAAAAAAAAAAAACzBAAAZHJzL2Rvd25yZXYu eG1sUEsFBgAAAAAEAAQA8wAAAL4FAAAAAA== " fillcolor="#ededed [662]" strokecolor="#f2f2f2 [3052]" strokeweight=".5pt">
                 <v:textbox>
                   <w:txbxContent>
                     <w:p>
@@ -6579,19 +6190,11 @@
                           <w:rFonts w:ascii="Arial" w:hAnsi="Arial" w:cs="Arial"/>
                         </w:rPr>
                       </w:pPr>
-                      <w:proofErr w:type="spellStart"/>
-                      <w:r>
-                        <w:rPr>
-                          <w:rFonts w:ascii="Arial" w:hAnsi="Arial" w:cs="Arial"/>
-                        </w:rPr>
-                        <w:t>B.Sc</w:t>
-                      </w:r>
-                      <w:proofErr w:type="spellEnd"/>
-                      <w:r>
-                        <w:rPr>
-                          <w:rFonts w:ascii="Arial" w:hAnsi="Arial" w:cs="Arial"/>
-                        </w:rPr>
-                        <w:t xml:space="preserve"> (Computers)</w:t>
+                      <w:r>
+                        <w:rPr>
+                          <w:rFonts w:ascii="Arial" w:hAnsi="Arial" w:cs="Arial"/>
+                        </w:rPr>
+                        <w:t xml:space="preserve">B.Sc (Computers)</w:t>
                       </w:r>
                     </w:p>
                   </w:txbxContent>
@@ -6734,7 +6337,7 @@
           </mc:Choice>
           <mc:Fallback>
             <w:pict>
-              <v:shape w14:anchorId="086DABA0" id="Text Box 80" o:spid="_x0000_s1034" type="#_x0000_t202" style="position:absolute;margin-left:218.5pt;margin-top:0;width:388pt;height:59pt;z-index:251677696;visibility:visible;mso-wrap-style:square;mso-height-percent:0;mso-wrap-distance-left:9pt;mso-wrap-distance-top:0;mso-wrap-distance-right:9pt;mso-wrap-distance-bottom:0;mso-position-horizontal:absolute;mso-position-horizontal-relative:text;mso-position-vertical:absolute;mso-position-vertical-relative:text;mso-height-percent:0;mso-height-relative:margin;v-text-anchor:top" o:gfxdata="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" fillcolor="white [3201]" stroked="f" strokeweight=".5pt">
+              <v:shape w14:anchorId="086DABA0" id="Text Box 80" o:spid="_x0000_s1034" type="#_x0000_t202" style="position:absolute;margin-left:218.5pt;margin-top:0;width:388pt;height:59pt;z-index:251677696;visibility:visible;mso-wrap-style:square;mso-height-percent:0;mso-wrap-distance-left:9pt;mso-wrap-distance-top:0;mso-wrap-distance-right:9pt;mso-wrap-distance-bottom:0;mso-position-horizontal:absolute;mso-position-horizontal-relative:text;mso-position-vertical:absolute;mso-position-vertical-relative:text;mso-height-percent:0;mso-height-relative:margin;v-text-anchor:top" o:gfxdata="UEsDBBQABgAIAAAAIQC2gziS/gAAAOEBAAATAAAAW0NvbnRlbnRfVHlwZXNdLnhtbJSRQU7DMBBF 90jcwfIWJU67QAgl6YK0S0CoHGBkTxKLZGx5TGhvj5O2G0SRWNoz/78nu9wcxkFMGNg6quQqL6RA 0s5Y6ir5vt9lD1JwBDIwOMJKHpHlpr69KfdHjyxSmriSfYz+USnWPY7AufNIadK6MEJMx9ApD/oD OlTrorhX2lFEilmcO2RdNtjC5xDF9pCuTyYBB5bi6bQ4syoJ3g9WQ0ymaiLzg5KdCXlKLjvcW893 SUOqXwnz5DrgnHtJTxOsQfEKIT7DmDSUCaxw7Rqn8787ZsmRM9e2VmPeBN4uqYvTtW7jvijg9N/y JsXecLq0q+WD6m8AAAD//wMAUEsDBBQABgAIAAAAIQA4/SH/1gAAAJQBAAALAAAAX3JlbHMvLnJl bHOkkMFqwzAMhu+DvYPRfXGawxijTi+j0GvpHsDYimMaW0Yy2fr2M4PBMnrbUb/Q94l/f/hMi1qR JVI2sOt6UJgd+ZiDgffL8ekFlFSbvV0oo4EbChzGx4f9GRdb25HMsYhqlCwG5lrLq9biZkxWOiqY 22YiTra2kYMu1l1tQD30/bPm3wwYN0x18gb45AdQl1tp5j/sFB2T0FQ7R0nTNEV3j6o9feQzro1i OWA14Fm+Q8a1a8+Bvu/d/dMb2JY5uiPbhG/ktn4cqGU/er3pcvwCAAD//wMAUEsDBBQABgAIAAAA IQAx4b+zMQIAAFsEAAAOAAAAZHJzL2Uyb0RvYy54bWysVE1v2zAMvQ/YfxB0X+ykadoYcYosRYYB QVsgHXpWZCkRIIuapMTOfv0oOV/tdhp2kUmReiIfnzx5aGtN9sJ5Baak/V5OiTAcKmU2Jf3xuvhy T4kPzFRMgxElPQhPH6afP00aW4gBbEFXwhEEMb5obEm3Idgiyzzfipr5HlhhMCjB1Syg6zZZ5ViD 6LXOBnk+yhpwlXXAhfe4+9gF6TThSyl4eJbSi0B0SbG2kFaX1nVcs+mEFRvH7FbxYxnsH6qomTJ4 6RnqkQVGdk79AVUr7sCDDD0OdQZSKi5SD9hNP//QzWrLrEi9IDnenmny/w+WP+1X9sWR0H6FFgcY CWmsLzxuxn5a6er4xUoJxpHCw5k20QbCcXM4HtyNcgxxjN0NxzdoI0x2OW2dD98E1CQaJXU4lsQW 2y996FJPKfEyD1pVC6V1cqIUxFw7smc4RB1SjQj+Lksb0pR0dHObJ2AD8XiHrA3WcukpWqFdt0RV Jb0/9buG6oA0OOgU4i1fKKx1yXx4YQ4lge2hzMMzLlID3gVHi5ItuF9/24/5OCmMUtKgxErqf+6Y E5To7wZnOO4Ph1GTyRne3g3QcdeR9XXE7Oo5IAF9fFCWJzPmB30ypYP6DV/DLN6KIWY43l3ScDLn oRM+viYuZrOUhCq0LCzNyvIIHQmPk3ht35izx3EFHPQTnMTIig9T63LjSQOzXQCp0kgjzx2rR/pR wUkUx9cWn8i1n7Iu/4TpbwAAAP//AwBQSwMEFAAGAAgAAAAhALQwVHLgAAAACQEAAA8AAABkcnMv ZG93bnJldi54bWxMj09Lw0AQxe9Cv8MyBS9iN2nUlphNEfEP9Gajlt622TEJZmdDdpvEb+/0pJfh DW9483vZZrKtGLD3jSMF8SICgVQ601Cl4L14vl6D8EGT0a0jVPCDHjb57CLTqXEjveGwC5XgEPKp VlCH0KVS+rJGq/3CdUjsfbne6sBrX0nT65HDbSuXUXQnrW6IP9S6w8cay+/dySo4XFX7rZ9ePsbk NumeXodi9WkKpS7n08M9iIBT+DuGMz6jQ85MR3ci40Wr4CZZcZeggOfZXsYJqyOreB2BzDP5v0H+ CwAA//8DAFBLAQItABQABgAIAAAAIQC2gziS/gAAAOEBAAATAAAAAAAAAAAAAAAAAAAAAABbQ29u dGVudF9UeXBlc10ueG1sUEsBAi0AFAAGAAgAAAAhADj9If/WAAAAlAEAAAsAAAAAAAAAAAAAAAAA LwEAAF9yZWxzLy5yZWxzUEsBAi0AFAAGAAgAAAAhADHhv7MxAgAAWwQAAA4AAAAAAAAAAAAAAAAA LgIAAGRycy9lMm9Eb2MueG1sUEsBAi0AFAAGAAgAAAAhALQwVHLgAAAACQEAAA8AAAAAAAAAAAAA AAAAiwQAAGRycy9kb3ducmV2LnhtbFBLBQYAAAAABAAEAPMAAACYBQAAAAA= " fillcolor="white [3201]" stroked="f" strokeweight=".5pt">
                 <v:textbox>
                   <w:txbxContent>
                     <w:p>
@@ -7021,7 +6624,7 @@
           </mc:Choice>
           <mc:Fallback>
             <w:pict>
-              <v:shape w14:anchorId="4B28B4A9" id="Text Box 77" o:spid="_x0000_s1035" type="#_x0000_t202" style="position:absolute;margin-left:.5pt;margin-top:.5pt;width:206.5pt;height:187pt;z-index:251676672;visibility:visible;mso-wrap-style:square;mso-width-percent:0;mso-height-percent:0;mso-wrap-distance-left:9pt;mso-wrap-distance-top:5in;mso-wrap-distance-right:9pt;mso-wrap-distance-bottom:0;mso-position-horizontal:absolute;mso-position-horizontal-relative:margin;mso-position-vertical:absolute;mso-position-vertical-relative:text;mso-width-percent:0;mso-height-percent:0;mso-width-relative:margin;mso-height-relative:margin;v-text-anchor:top" o:gfxdata="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" fillcolor="#7b7b7b [2406]" strokeweight=".5pt">
+              <v:shape w14:anchorId="4B28B4A9" id="Text Box 77" o:spid="_x0000_s1035" type="#_x0000_t202" style="position:absolute;margin-left:.5pt;margin-top:.5pt;width:206.5pt;height:187pt;z-index:251676672;visibility:visible;mso-wrap-style:square;mso-width-percent:0;mso-height-percent:0;mso-wrap-distance-left:9pt;mso-wrap-distance-top:5in;mso-wrap-distance-right:9pt;mso-wrap-distance-bottom:0;mso-position-horizontal:absolute;mso-position-horizontal-relative:margin;mso-position-vertical:absolute;mso-position-vertical-relative:text;mso-width-percent:0;mso-height-percent:0;mso-width-relative:margin;mso-height-relative:margin;v-text-anchor:top" o:gfxdata="UEsDBBQABgAIAAAAIQC2gziS/gAAAOEBAAATAAAAW0NvbnRlbnRfVHlwZXNdLnhtbJSRQU7DMBBF 90jcwfIWJU67QAgl6YK0S0CoHGBkTxKLZGx5TGhvj5O2G0SRWNoz/78nu9wcxkFMGNg6quQqL6RA 0s5Y6ir5vt9lD1JwBDIwOMJKHpHlpr69KfdHjyxSmriSfYz+USnWPY7AufNIadK6MEJMx9ApD/oD OlTrorhX2lFEilmcO2RdNtjC5xDF9pCuTyYBB5bi6bQ4syoJ3g9WQ0ymaiLzg5KdCXlKLjvcW893 SUOqXwnz5DrgnHtJTxOsQfEKIT7DmDSUCaxw7Rqn8787ZsmRM9e2VmPeBN4uqYvTtW7jvijg9N/y JsXecLq0q+WD6m8AAAD//wMAUEsDBBQABgAIAAAAIQA4/SH/1gAAAJQBAAALAAAAX3JlbHMvLnJl bHOkkMFqwzAMhu+DvYPRfXGawxijTi+j0GvpHsDYimMaW0Yy2fr2M4PBMnrbUb/Q94l/f/hMi1qR JVI2sOt6UJgd+ZiDgffL8ekFlFSbvV0oo4EbChzGx4f9GRdb25HMsYhqlCwG5lrLq9biZkxWOiqY 22YiTra2kYMu1l1tQD30/bPm3wwYN0x18gb45AdQl1tp5j/sFB2T0FQ7R0nTNEV3j6o9feQzro1i OWA14Fm+Q8a1a8+Bvu/d/dMb2JY5uiPbhG/ktn4cqGU/er3pcvwCAAD//wMAUEsDBBQABgAIAAAA IQBWxgTyTwIAAKwEAAAOAAAAZHJzL2Uyb0RvYy54bWysVEtv2zAMvg/YfxB0X+w4r8WIU2QpMgzI 2gLp0LMiy7ExWdQkJXb260vJea3dadhF5ksk9fGjZ3dtLclBGFuBymi/F1MiFIe8UruM/nheffpM iXVM5UyCEhk9Ckvv5h8/zBqdigRKkLkwBJMomzY6o6VzOo0iy0tRM9sDLRQ6CzA1c6iaXZQb1mD2 WkZJHI+jBkyuDXBhLVrvOyedh/xFIbh7LAorHJEZxd5cOE04t/6M5jOW7gzTZcVPbbB/6KJmlcKi l1T3zDGyN9W7VHXFDVgoXI9DHUFRVFyEN+Br+vGb12xKpkV4C4Jj9QUm+//S8ofDRj8Z4tov0OIA PSCNtqlFo39PW5jaf7FTgn6E8HiBTbSOcDQm4yQZjdDF0ZcMJsNpHICNrte1se6rgJp4IaMG5xLg Yoe1dVgSQ88hvpoFWeWrSsqgeC6IpTTkwHCKjHOh3CBcl/v6O+SdfTKKL2UDffyVkPmPbFKRJqPj Afb7rpJv4VJnKxn/6eHA3m4yoCYVGq8gecm125ZUeUanZwC3kB8RVwMd5azmqwrTr5l1T8wgxxAv 3Bv3iEchAXuCk0RJCeb33+w+HkePXkoa5GxG7a89M4IS+U0hKab94dCTPCjD0SRBxdx6trceta+X gID2cUM1D6KPd/IsFgbqF1yvha+KLqY41s6oO4tL120SricXi0UIQlpr5tZqo7lP7TH2sD63L8zo 0/gdMucBzuxm6RsWdLH+poLF3kFRBYp4nDtUT/DjSoTpnNbX79ytHqKuP5n5KwAAAP//AwBQSwME FAAGAAgAAAAhAO6GqPraAAAABwEAAA8AAABkcnMvZG93bnJldi54bWxMj8FOwzAMhu9IvENkJG7M HRQ2StOJIk1I3Bgwrmlj2orGqZqsK2+PEQc4WZ9+6/fnfDO7Xk00hs6zhuUiAUVce9txo+H1ZXux BhWiYWt6z6ThiwJsitOT3GTWH/mZpl1slJRwyIyGNsYhQwx1S86EhR+IJfvwozNRcGzQjuYo5a7H yyS5QWc6lgutGeihpfpzd3Aa9pPD9A0xVo+3w+rpvSy3M5Van5/N93egIs3xbxl+9EUdCnGq/IFt UL2wfBJ/h6TpMhWuNFytrhPAIsf//sU3AAAA//8DAFBLAQItABQABgAIAAAAIQC2gziS/gAAAOEB AAATAAAAAAAAAAAAAAAAAAAAAABbQ29udGVudF9UeXBlc10ueG1sUEsBAi0AFAAGAAgAAAAhADj9 If/WAAAAlAEAAAsAAAAAAAAAAAAAAAAALwEAAF9yZWxzLy5yZWxzUEsBAi0AFAAGAAgAAAAhAFbG BPJPAgAArAQAAA4AAAAAAAAAAAAAAAAALgIAAGRycy9lMm9Eb2MueG1sUEsBAi0AFAAGAAgAAAAh AO6GqPraAAAABwEAAA8AAAAAAAAAAAAAAAAAqQQAAGRycy9kb3ducmV2LnhtbFBLBQYAAAAABAAE APMAAACwBQAAAAA= " fillcolor="#7b7b7b [2406]" strokeweight=".5pt">
                 <v:textbox>
                   <w:txbxContent>
                     <w:p>
@@ -7373,7 +6976,6 @@
                                 <w:sz w:val="21"/>
                               </w:rPr>
                             </w:pPr>
-                            <w:proofErr w:type="spellStart"/>
                             <w:r>
                               <w:rPr>
                                 <w:rFonts w:ascii="Arial" w:hAnsi="Arial" w:cs="Arial"/>
@@ -7384,7 +6986,6 @@
                               </w:rPr>
                               <w:t>MobiTV</w:t>
                             </w:r>
-                            <w:proofErr w:type="spellEnd"/>
                             <w:r>
                               <w:rPr>
                                 <w:rFonts w:ascii="Arial" w:hAnsi="Arial" w:cs="Arial"/>
@@ -7393,41 +6994,9 @@
                                 <w:sz w:val="21"/>
                               </w:rPr>
                               <w:tab/>
-                            </w:r>
-                            <w:r>
-                              <w:rPr>
-                                <w:rFonts w:ascii="Arial" w:hAnsi="Arial" w:cs="Arial"/>
-                                <w:bCs/>
-                                <w:w w:val="95"/>
-                                <w:sz w:val="21"/>
-                              </w:rPr>
                               <w:tab/>
-                            </w:r>
-                            <w:r>
-                              <w:rPr>
-                                <w:rFonts w:ascii="Arial" w:hAnsi="Arial" w:cs="Arial"/>
-                                <w:bCs/>
-                                <w:w w:val="95"/>
-                                <w:sz w:val="21"/>
-                              </w:rPr>
                               <w:tab/>
-                            </w:r>
-                            <w:r>
-                              <w:rPr>
-                                <w:rFonts w:ascii="Arial" w:hAnsi="Arial" w:cs="Arial"/>
-                                <w:bCs/>
-                                <w:w w:val="95"/>
-                                <w:sz w:val="21"/>
-                              </w:rPr>
                               <w:tab/>
-                            </w:r>
-                            <w:r>
-                              <w:rPr>
-                                <w:rFonts w:ascii="Arial" w:hAnsi="Arial" w:cs="Arial"/>
-                                <w:bCs/>
-                                <w:w w:val="95"/>
-                                <w:sz w:val="21"/>
-                              </w:rPr>
                               <w:tab/>
                               <w:t xml:space="preserve">                    </w:t>
                             </w:r>
@@ -7478,47 +7047,7 @@
                                 <w:w w:val="95"/>
                                 <w:sz w:val="21"/>
                               </w:rPr>
-                              <w:t xml:space="preserve"> </w:t>
-                            </w:r>
-                            <w:proofErr w:type="spellStart"/>
-                            <w:r>
-                              <w:rPr>
-                                <w:rFonts w:ascii="Arial" w:hAnsi="Arial" w:cs="Arial"/>
-                                <w:bCs/>
-                                <w:w w:val="95"/>
-                                <w:sz w:val="21"/>
-                              </w:rPr>
-                              <w:t>MobiTV</w:t>
-                            </w:r>
-                            <w:proofErr w:type="spellEnd"/>
-                            <w:r>
-                              <w:rPr>
-                                <w:rFonts w:ascii="Arial" w:hAnsi="Arial" w:cs="Arial"/>
-                                <w:bCs/>
-                                <w:w w:val="95"/>
-                                <w:sz w:val="21"/>
-                              </w:rPr>
-                              <w:t xml:space="preserve"> offers a versatile OTT platform application that seamlessly supports Mobile, TV, and Web platforms. This app delivers an extensive range of channels, encompassing prime-time shows, news broadcasts, children's programming, and sports content. With </w:t>
-                            </w:r>
-                            <w:proofErr w:type="spellStart"/>
-                            <w:r>
-                              <w:rPr>
-                                <w:rFonts w:ascii="Arial" w:hAnsi="Arial" w:cs="Arial"/>
-                                <w:bCs/>
-                                <w:w w:val="95"/>
-                                <w:sz w:val="21"/>
-                              </w:rPr>
-                              <w:t>MobiTV</w:t>
-                            </w:r>
-                            <w:proofErr w:type="spellEnd"/>
-                            <w:r>
-                              <w:rPr>
-                                <w:rFonts w:ascii="Arial" w:hAnsi="Arial" w:cs="Arial"/>
-                                <w:bCs/>
-                                <w:w w:val="95"/>
-                                <w:sz w:val="21"/>
-                              </w:rPr>
-                              <w:t>, you gain access to live and up-to-the-minute news from reputable sources like FOX News and Associated Press, as well as an extensive library of full episodes from leading networks such as ABC and Disney, ensuring a wide array of entertainment choices at your fingertips.</w:t>
+                              <w:t xml:space="preserve"> MobiTV offers a versatile OTT platform application that seamlessly supports Mobile, TV, and Web platforms. This app delivers an extensive range of channels, encompassing prime-time shows, news broadcasts, children's programming, and sports content. With MobiTV, you gain access to live and up-to-the-minute news from reputable sources like FOX News and Associated Press, as well as an extensive library of full episodes from leading networks such as ABC and Disney, ensuring a wide array of entertainment choices at your fingertips.</w:t>
                             </w:r>
                           </w:p>
                           <w:p>
@@ -7560,47 +7089,10 @@
                             <w:r>
                               <w:rPr>
                                 <w:rFonts w:ascii="Arial" w:hAnsi="Arial" w:cs="Arial"/>
-                                <w:bCs/>
                                 <w:w w:val="95"/>
                                 <w:sz w:val="21"/>
                               </w:rPr>
-                              <w:t xml:space="preserve">As an individual contributor, built an automation framework using </w:t>
-                            </w:r>
-                            <w:r>
-                              <w:rPr>
-                                <w:rFonts w:ascii="Arial" w:hAnsi="Arial" w:cs="Arial"/>
-                                <w:b/>
-                                <w:w w:val="95"/>
-                                <w:sz w:val="21"/>
-                              </w:rPr>
-                              <w:t>Selenium</w:t>
-                            </w:r>
-                            <w:r>
-                              <w:rPr>
-                                <w:rFonts w:ascii="Arial" w:hAnsi="Arial" w:cs="Arial"/>
-                                <w:bCs/>
-                                <w:w w:val="95"/>
-                                <w:sz w:val="21"/>
-                              </w:rPr>
-                              <w:t xml:space="preserve"> (Java) and </w:t>
-                            </w:r>
-                            <w:r>
-                              <w:rPr>
-                                <w:rFonts w:ascii="Arial" w:hAnsi="Arial" w:cs="Arial"/>
-                                <w:b/>
-                                <w:w w:val="95"/>
-                                <w:sz w:val="21"/>
-                              </w:rPr>
-                              <w:t>Appium</w:t>
-                            </w:r>
-                            <w:r>
-                              <w:rPr>
-                                <w:rFonts w:ascii="Arial" w:hAnsi="Arial" w:cs="Arial"/>
-                                <w:bCs/>
-                                <w:w w:val="95"/>
-                                <w:sz w:val="21"/>
-                              </w:rPr>
-                              <w:t xml:space="preserve"> to validate VOD and channel-guide functionality across mobile, TV, and web platforms.</w:t>
+                              <w:t xml:space="preserve">As an individual contributor, built a Selenium (Java)/Appium framework to validate VOD and channel-guide functionality across platforms.</w:t>
                             </w:r>
                           </w:p>
                           <w:p>
@@ -7628,7 +7120,7 @@
                                 <w:w w:val="95"/>
                                 <w:sz w:val="21"/>
                               </w:rPr>
-                              <w:t>Automated functional, regression, and smoke scenarios for playback controls, channel switching, and content search across multiple device types and OS versions.</w:t>
+                              <w:t>Automated functional, regression, and smoke scenarios for playback, channel switching, and content search across device types.</w:t>
                             </w:r>
                           </w:p>
                           <w:p>
@@ -7656,7 +7148,7 @@
                                 <w:w w:val="95"/>
                                 <w:sz w:val="21"/>
                               </w:rPr>
-                              <w:t>Tested across a range of physical and emulated devices to surface device-fragmentation issues, isolating device-specific playback defects from automation issues.</w:t>
+                              <w:t>Tested across physical and emulated devices to isolate device-specific playback defects from automation issues.</w:t>
                             </w:r>
                           </w:p>
                           <w:p>
@@ -7684,7 +7176,7 @@
                                 <w:w w:val="95"/>
                                 <w:sz w:val="21"/>
                               </w:rPr>
-                              <w:t>Also managed and mentored the QA team on multi-platform test coverage and best practices.</w:t>
+                              <w:t>Managed and mentored the QA team on multi-platform test coverage and best practices.</w:t>
                             </w:r>
                           </w:p>
                           <w:p>
@@ -7712,7 +7204,7 @@
                                 <w:w w:val="95"/>
                                 <w:sz w:val="21"/>
                               </w:rPr>
-                              <w:t>Used GitHub for version control and Jenkins for CI, scheduling and executing automation scripts for consistent, repeatable test runs.</w:t>
+                              <w:t>Used GitHub for version control and Jenkins for CI, running automation scripts for repeatable test runs.</w:t>
                             </w:r>
                           </w:p>
                           <w:p>
@@ -7740,35 +7232,7 @@
                                 <w:w w:val="95"/>
                                 <w:sz w:val="21"/>
                               </w:rPr>
-                              <w:t>Surfaced device-fragmentation and platform-specific risks across releases and kept stakeholders informed to avoid schedule slippage.</w:t>
-                            </w:r>
-                          </w:p>
-                          <w:p>
-                            <w:pPr>
-                              <w:pStyle w:val="ListParagraph"/>
-                              <w:numPr>
-                                <w:ilvl w:val="0"/>
-                                <w:numId w:val="4"/>
-                              </w:numPr>
-                              <w:spacing w:after="120" w:line="276" w:lineRule="auto"/>
-                              <w:ind w:right="144"/>
-                              <w:contextualSpacing w:val="0"/>
-                              <w:jc w:val="both"/>
-                              <w:rPr>
-                                <w:rFonts w:ascii="Arial" w:hAnsi="Arial" w:cs="Arial"/>
-                                <w:bCs/>
-                                <w:w w:val="95"/>
-                                <w:sz w:val="21"/>
-                              </w:rPr>
-                            </w:pPr>
-                            <w:r>
-                              <w:rPr>
-                                <w:rFonts w:ascii="Arial" w:hAnsi="Arial" w:cs="Arial"/>
-                                <w:bCs/>
-                                <w:w w:val="95"/>
-                                <w:sz w:val="21"/>
-                              </w:rPr>
-                              <w:t>Performed regression testing on every release to ensure new changes did not impact existing app functionality.</w:t>
+                              <w:t>Performed regression testing every release to ensure changes did not impact existing app functionality.</w:t>
                             </w:r>
                           </w:p>
                           <w:p>
@@ -7816,7 +7280,7 @@
           </mc:Choice>
           <mc:Fallback>
             <w:pict>
-              <v:shape w14:anchorId="2FBD8E55" id="Text Box 36" o:spid="_x0000_s1036" type="#_x0000_t202" style="position:absolute;margin-left:233pt;margin-top:.6pt;width:363pt;height:438.5pt;z-index:251673600;visibility:visible;mso-wrap-style:square;mso-width-percent:0;mso-height-percent:0;mso-wrap-distance-left:9pt;mso-wrap-distance-top:0;mso-wrap-distance-right:9pt;mso-wrap-distance-bottom:0;mso-position-horizontal:absolute;mso-position-horizontal-relative:text;mso-position-vertical:absolute;mso-position-vertical-relative:text;mso-width-percent:0;mso-height-percent:0;mso-width-relative:margin;mso-height-relative:margin;v-text-anchor:top" o:gfxdata="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" fillcolor="white [3201]" stroked="f" strokeweight=".5pt">
+              <v:shape w14:anchorId="2FBD8E55" id="Text Box 36" o:spid="_x0000_s1036" type="#_x0000_t202" style="position:absolute;margin-left:233pt;margin-top:.6pt;width:363pt;height:438.5pt;z-index:251673600;visibility:visible;mso-wrap-style:square;mso-width-percent:0;mso-height-percent:0;mso-wrap-distance-left:9pt;mso-wrap-distance-top:0;mso-wrap-distance-right:9pt;mso-wrap-distance-bottom:0;mso-position-horizontal:absolute;mso-position-horizontal-relative:text;mso-position-vertical:absolute;mso-position-vertical-relative:text;mso-width-percent:0;mso-height-percent:0;mso-width-relative:margin;mso-height-relative:margin;v-text-anchor:top" o:gfxdata="UEsDBBQABgAIAAAAIQC2gziS/gAAAOEBAAATAAAAW0NvbnRlbnRfVHlwZXNdLnhtbJSRQU7DMBBF 90jcwfIWJU67QAgl6YK0S0CoHGBkTxKLZGx5TGhvj5O2G0SRWNoz/78nu9wcxkFMGNg6quQqL6RA 0s5Y6ir5vt9lD1JwBDIwOMJKHpHlpr69KfdHjyxSmriSfYz+USnWPY7AufNIadK6MEJMx9ApD/oD OlTrorhX2lFEilmcO2RdNtjC5xDF9pCuTyYBB5bi6bQ4syoJ3g9WQ0ymaiLzg5KdCXlKLjvcW893 SUOqXwnz5DrgnHtJTxOsQfEKIT7DmDSUCaxw7Rqn8787ZsmRM9e2VmPeBN4uqYvTtW7jvijg9N/y JsXecLq0q+WD6m8AAAD//wMAUEsDBBQABgAIAAAAIQA4/SH/1gAAAJQBAAALAAAAX3JlbHMvLnJl bHOkkMFqwzAMhu+DvYPRfXGawxijTi+j0GvpHsDYimMaW0Yy2fr2M4PBMnrbUb/Q94l/f/hMi1qR JVI2sOt6UJgd+ZiDgffL8ekFlFSbvV0oo4EbChzGx4f9GRdb25HMsYhqlCwG5lrLq9biZkxWOiqY 22YiTra2kYMu1l1tQD30/bPm3wwYN0x18gb45AdQl1tp5j/sFB2T0FQ7R0nTNEV3j6o9feQzro1i OWA14Fm+Q8a1a8+Bvu/d/dMb2JY5uiPbhG/ktn4cqGU/er3pcvwCAAD//wMAUEsDBBQABgAIAAAA IQD3PAu3LwIAAF0EAAAOAAAAZHJzL2Uyb0RvYy54bWysVEtv2zAMvg/YfxB0X5ykSdYacYosRYYB QVsgLXpWZCkWIIuapMTOfv0oOa92Ow27yKRI8fF9pKf3ba3JXjivwBR00OtTIgyHUpltQV9fll9u KfGBmZJpMKKgB+Hp/ezzp2ljczGECnQpHMEgxueNLWgVgs2zzPNK1Mz3wAqDRgmuZgFVt81KxxqM Xuts2O9PsgZcaR1w4T3ePnRGOkvxpRQ8PEnpRSC6oFhbSKdL5yae2WzK8q1jtlL8WAb7hypqpgwm PYd6YIGRnVN/hKoVd+BBhh6HOgMpFRepB+xm0P/QzbpiVqReEBxvzzD5/xeWP+7X9tmR0H6DFgmM gDTW5x4vYz+tdHX8YqUE7Qjh4QybaAPheDmaDLB2NHG0jceT27txAja7PLfOh+8CahKFgjrkJcHF 9isfMCW6nlxiNg9alUuldVLiLIiFdmTPkEUdUpH44p2XNqQp6OQGU8dHBuLzLrI2mODSVJRCu2mJ KrHhVGm82kB5QCAcdDPiLV8qLHbFfHhmDocCG8RBD094SA2YDI4SJRW4X3+7j/7IFVopaXDICup/ 7pgTlOgfBlm8G4xGcSqTMhp/HaLiri2ba4vZ1QtABAa4UpYnMfoHfRKlg/oN92Ees6KJGY65CxpO 4iJ0o4/7xMV8npxwDi0LK7O2PIaO4EUqXto35uyRr4BUP8JpHFn+gbbOt4N9vgsgVeL0guoRf5zh RPVx3+KSXOvJ6/JXmP0GAAD//wMAUEsDBBQABgAIAAAAIQC87AiO4QAAAAoBAAAPAAAAZHJzL2Rv d25yZXYueG1sTI9NT4NAEIbvJv6HzZh4MXYpVYrI0hijNvFm8SPetuwIRHaWsFvAf+/0pMeZZ/LO 8+ab2XZixMG3jhQsFxEIpMqZlmoFr+XjZQrCB01Gd45QwQ962BSnJ7nOjJvoBcddqAWHkM+0giaE PpPSVw1a7ReuR2L25QarA49DLc2gJw63nYyjKJFWt8QfGt3jfYPV9+5gFXxe1B/Pfn56m1bXq/5h O5brd1MqdX42392CCDiHv2M46rM6FOy0dwcyXnQKrpKEuwQGMYgjX97EvNgrSNdpDLLI5f8KxS8A AAD//wMAUEsBAi0AFAAGAAgAAAAhALaDOJL+AAAA4QEAABMAAAAAAAAAAAAAAAAAAAAAAFtDb250 ZW50X1R5cGVzXS54bWxQSwECLQAUAAYACAAAACEAOP0h/9YAAACUAQAACwAAAAAAAAAAAAAAAAAv AQAAX3JlbHMvLnJlbHNQSwECLQAUAAYACAAAACEA9zwLty8CAABdBAAADgAAAAAAAAAAAAAAAAAu AgAAZHJzL2Uyb0RvYy54bWxQSwECLQAUAAYACAAAACEAvOwIjuEAAAAKAQAADwAAAAAAAAAAAAAA AACJBAAAZHJzL2Rvd25yZXYueG1sUEsFBgAAAAAEAAQA8wAAAJcFAAAAAA== " fillcolor="white [3201]" stroked="f" strokeweight=".5pt">
                 <v:textbox>
                   <w:txbxContent>
                     <w:p>
@@ -7830,7 +7294,6 @@
                           <w:sz w:val="21"/>
                         </w:rPr>
                       </w:pPr>
-                      <w:proofErr w:type="spellStart"/>
                       <w:r>
                         <w:rPr>
                           <w:rFonts w:ascii="Arial" w:hAnsi="Arial" w:cs="Arial"/>
@@ -7841,7 +7304,6 @@
                         </w:rPr>
                         <w:t>MobiTV</w:t>
                       </w:r>
-                      <w:proofErr w:type="spellEnd"/>
                       <w:r>
                         <w:rPr>
                           <w:rFonts w:ascii="Arial" w:hAnsi="Arial" w:cs="Arial"/>
@@ -7850,41 +7312,9 @@
                           <w:sz w:val="21"/>
                         </w:rPr>
                         <w:tab/>
-                      </w:r>
-                      <w:r>
-                        <w:rPr>
-                          <w:rFonts w:ascii="Arial" w:hAnsi="Arial" w:cs="Arial"/>
-                          <w:bCs/>
-                          <w:w w:val="95"/>
-                          <w:sz w:val="21"/>
-                        </w:rPr>
                         <w:tab/>
-                      </w:r>
-                      <w:r>
-                        <w:rPr>
-                          <w:rFonts w:ascii="Arial" w:hAnsi="Arial" w:cs="Arial"/>
-                          <w:bCs/>
-                          <w:w w:val="95"/>
-                          <w:sz w:val="21"/>
-                        </w:rPr>
                         <w:tab/>
-                      </w:r>
-                      <w:r>
-                        <w:rPr>
-                          <w:rFonts w:ascii="Arial" w:hAnsi="Arial" w:cs="Arial"/>
-                          <w:bCs/>
-                          <w:w w:val="95"/>
-                          <w:sz w:val="21"/>
-                        </w:rPr>
                         <w:tab/>
-                      </w:r>
-                      <w:r>
-                        <w:rPr>
-                          <w:rFonts w:ascii="Arial" w:hAnsi="Arial" w:cs="Arial"/>
-                          <w:bCs/>
-                          <w:w w:val="95"/>
-                          <w:sz w:val="21"/>
-                        </w:rPr>
                         <w:tab/>
                         <w:t xml:space="preserve">                    </w:t>
                       </w:r>
@@ -7935,47 +7365,7 @@
                           <w:w w:val="95"/>
                           <w:sz w:val="21"/>
                         </w:rPr>
-                        <w:t xml:space="preserve"> </w:t>
-                      </w:r>
-                      <w:proofErr w:type="spellStart"/>
-                      <w:r>
-                        <w:rPr>
-                          <w:rFonts w:ascii="Arial" w:hAnsi="Arial" w:cs="Arial"/>
-                          <w:bCs/>
-                          <w:w w:val="95"/>
-                          <w:sz w:val="21"/>
-                        </w:rPr>
-                        <w:t>MobiTV</w:t>
-                      </w:r>
-                      <w:proofErr w:type="spellEnd"/>
-                      <w:r>
-                        <w:rPr>
-                          <w:rFonts w:ascii="Arial" w:hAnsi="Arial" w:cs="Arial"/>
-                          <w:bCs/>
-                          <w:w w:val="95"/>
-                          <w:sz w:val="21"/>
-                        </w:rPr>
-                        <w:t xml:space="preserve"> offers a versatile OTT platform application that seamlessly supports Mobile, TV, and Web platforms. This app delivers an extensive range of channels, encompassing prime-time shows, news broadcasts, children's programming, and sports content. With </w:t>
-                      </w:r>
-                      <w:proofErr w:type="spellStart"/>
-                      <w:r>
-                        <w:rPr>
-                          <w:rFonts w:ascii="Arial" w:hAnsi="Arial" w:cs="Arial"/>
-                          <w:bCs/>
-                          <w:w w:val="95"/>
-                          <w:sz w:val="21"/>
-                        </w:rPr>
-                        <w:t>MobiTV</w:t>
-                      </w:r>
-                      <w:proofErr w:type="spellEnd"/>
-                      <w:r>
-                        <w:rPr>
-                          <w:rFonts w:ascii="Arial" w:hAnsi="Arial" w:cs="Arial"/>
-                          <w:bCs/>
-                          <w:w w:val="95"/>
-                          <w:sz w:val="21"/>
-                        </w:rPr>
-                        <w:t>, you gain access to live and up-to-the-minute news from reputable sources like FOX News and Associated Press, as well as an extensive library of full episodes from leading networks such as ABC and Disney, ensuring a wide array of entertainment choices at your fingertips.</w:t>
+                        <w:t xml:space="preserve"> MobiTV offers a versatile OTT platform application that seamlessly supports Mobile, TV, and Web platforms. This app delivers an extensive range of channels, encompassing prime-time shows, news broadcasts, children's programming, and sports content. With MobiTV, you gain access to live and up-to-the-minute news from reputable sources like FOX News and Associated Press, as well as an extensive library of full episodes from leading networks such as ABC and Disney, ensuring a wide array of entertainment choices at your fingertips.</w:t>
                       </w:r>
                     </w:p>
                     <w:p>
@@ -8017,47 +7407,10 @@
                       <w:r>
                         <w:rPr>
                           <w:rFonts w:ascii="Arial" w:hAnsi="Arial" w:cs="Arial"/>
-                          <w:bCs/>
                           <w:w w:val="95"/>
                           <w:sz w:val="21"/>
                         </w:rPr>
-                        <w:t xml:space="preserve">As an individual contributor, built an automation framework using </w:t>
-                      </w:r>
-                      <w:r>
-                        <w:rPr>
-                          <w:rFonts w:ascii="Arial" w:hAnsi="Arial" w:cs="Arial"/>
-                          <w:b/>
-                          <w:w w:val="95"/>
-                          <w:sz w:val="21"/>
-                        </w:rPr>
-                        <w:t>Selenium</w:t>
-                      </w:r>
-                      <w:r>
-                        <w:rPr>
-                          <w:rFonts w:ascii="Arial" w:hAnsi="Arial" w:cs="Arial"/>
-                          <w:bCs/>
-                          <w:w w:val="95"/>
-                          <w:sz w:val="21"/>
-                        </w:rPr>
-                        <w:t xml:space="preserve"> (Java) and </w:t>
-                      </w:r>
-                      <w:r>
-                        <w:rPr>
-                          <w:rFonts w:ascii="Arial" w:hAnsi="Arial" w:cs="Arial"/>
-                          <w:b/>
-                          <w:w w:val="95"/>
-                          <w:sz w:val="21"/>
-                        </w:rPr>
-                        <w:t>Appium</w:t>
-                      </w:r>
-                      <w:r>
-                        <w:rPr>
-                          <w:rFonts w:ascii="Arial" w:hAnsi="Arial" w:cs="Arial"/>
-                          <w:bCs/>
-                          <w:w w:val="95"/>
-                          <w:sz w:val="21"/>
-                        </w:rPr>
-                        <w:t xml:space="preserve"> to validate VOD and channel-guide functionality across mobile, TV, and web platforms.</w:t>
+                        <w:t xml:space="preserve">As an individual contributor, built a Selenium (Java)/Appium framework to validate VOD and channel-guide functionality across platforms.</w:t>
                       </w:r>
                     </w:p>
                     <w:p>
@@ -8085,7 +7438,7 @@
                           <w:w w:val="95"/>
                           <w:sz w:val="21"/>
                         </w:rPr>
-                        <w:t>Automated functional, regression, and smoke scenarios for playback controls, channel switching, and content search across multiple device types and OS versions.</w:t>
+                        <w:t>Automated functional, regression, and smoke scenarios for playback, channel switching, and content search across device types.</w:t>
                       </w:r>
                     </w:p>
                     <w:p>
@@ -8113,7 +7466,7 @@
                           <w:w w:val="95"/>
                           <w:sz w:val="21"/>
                         </w:rPr>
-                        <w:t>Tested across a range of physical and emulated devices to surface device-fragmentation issues, isolating device-specific playback defects from automation issues.</w:t>
+                        <w:t>Tested across physical and emulated devices to isolate device-specific playback defects from automation issues.</w:t>
                       </w:r>
                     </w:p>
                     <w:p>
@@ -8141,7 +7494,7 @@
                           <w:w w:val="95"/>
                           <w:sz w:val="21"/>
                         </w:rPr>
-                        <w:t>Also managed and mentored the QA team on multi-platform test coverage and best practices.</w:t>
+                        <w:t>Managed and mentored the QA team on multi-platform test coverage and best practices.</w:t>
                       </w:r>
                     </w:p>
                     <w:p>
@@ -8169,7 +7522,7 @@
                           <w:w w:val="95"/>
                           <w:sz w:val="21"/>
                         </w:rPr>
-                        <w:t>Used GitHub for version control and Jenkins for CI, scheduling and executing automation scripts for consistent, repeatable test runs.</w:t>
+                        <w:t>Used GitHub for version control and Jenkins for CI, running automation scripts for repeatable test runs.</w:t>
                       </w:r>
                     </w:p>
                     <w:p>
@@ -8197,35 +7550,7 @@
                           <w:w w:val="95"/>
                           <w:sz w:val="21"/>
                         </w:rPr>
-                        <w:t>Surfaced device-fragmentation and platform-specific risks across releases and kept stakeholders informed to avoid schedule slippage.</w:t>
-                      </w:r>
-                    </w:p>
-                    <w:p>
-                      <w:pPr>
-                        <w:pStyle w:val="ListParagraph"/>
-                        <w:numPr>
-                          <w:ilvl w:val="0"/>
-                          <w:numId w:val="4"/>
-                        </w:numPr>
-                        <w:spacing w:after="120" w:line="276" w:lineRule="auto"/>
-                        <w:ind w:right="144"/>
-                        <w:contextualSpacing w:val="0"/>
-                        <w:jc w:val="both"/>
-                        <w:rPr>
-                          <w:rFonts w:ascii="Arial" w:hAnsi="Arial" w:cs="Arial"/>
-                          <w:bCs/>
-                          <w:w w:val="95"/>
-                          <w:sz w:val="21"/>
-                        </w:rPr>
-                      </w:pPr>
-                      <w:r>
-                        <w:rPr>
-                          <w:rFonts w:ascii="Arial" w:hAnsi="Arial" w:cs="Arial"/>
-                          <w:bCs/>
-                          <w:w w:val="95"/>
-                          <w:sz w:val="21"/>
-                        </w:rPr>
-                        <w:t>Performed regression testing on every release to ensure new changes did not impact existing app functionality.</w:t>
+                        <w:t>Performed regression testing every release to ensure changes did not impact existing app functionality.</w:t>
                       </w:r>
                     </w:p>
                     <w:p>
@@ -8515,7 +7840,7 @@
           </mc:Choice>
           <mc:Fallback>
             <w:pict>
-              <v:shape w14:anchorId="2A2B8CFF" id="Text Box 34" o:spid="_x0000_s1037" type="#_x0000_t202" style="position:absolute;margin-left:207.5pt;margin-top:.6pt;width:388pt;height:666.5pt;z-index:251672576;visibility:visible;mso-wrap-style:square;mso-width-percent:0;mso-height-percent:0;mso-wrap-distance-left:9pt;mso-wrap-distance-top:0;mso-wrap-distance-right:9pt;mso-wrap-distance-bottom:0;mso-position-horizontal:absolute;mso-position-horizontal-relative:text;mso-position-vertical:absolute;mso-position-vertical-relative:text;mso-width-percent:0;mso-height-percent:0;mso-width-relative:margin;mso-height-relative:margin;v-text-anchor:top" o:gfxdata="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" fillcolor="white [3201]" stroked="f" strokeweight=".5pt">
+              <v:shape w14:anchorId="2A2B8CFF" id="Text Box 34" o:spid="_x0000_s1037" type="#_x0000_t202" style="position:absolute;margin-left:207.5pt;margin-top:.6pt;width:388pt;height:666.5pt;z-index:251672576;visibility:visible;mso-wrap-style:square;mso-width-percent:0;mso-height-percent:0;mso-wrap-distance-left:9pt;mso-wrap-distance-top:0;mso-wrap-distance-right:9pt;mso-wrap-distance-bottom:0;mso-position-horizontal:absolute;mso-position-horizontal-relative:text;mso-position-vertical:absolute;mso-position-vertical-relative:text;mso-width-percent:0;mso-height-percent:0;mso-width-relative:margin;mso-height-relative:margin;v-text-anchor:top" o:gfxdata="UEsDBBQABgAIAAAAIQC2gziS/gAAAOEBAAATAAAAW0NvbnRlbnRfVHlwZXNdLnhtbJSRQU7DMBBF 90jcwfIWJU67QAgl6YK0S0CoHGBkTxKLZGx5TGhvj5O2G0SRWNoz/78nu9wcxkFMGNg6quQqL6RA 0s5Y6ir5vt9lD1JwBDIwOMJKHpHlpr69KfdHjyxSmriSfYz+USnWPY7AufNIadK6MEJMx9ApD/oD OlTrorhX2lFEilmcO2RdNtjC5xDF9pCuTyYBB5bi6bQ4syoJ3g9WQ0ymaiLzg5KdCXlKLjvcW893 SUOqXwnz5DrgnHtJTxOsQfEKIT7DmDSUCaxw7Rqn8787ZsmRM9e2VmPeBN4uqYvTtW7jvijg9N/y JsXecLq0q+WD6m8AAAD//wMAUEsDBBQABgAIAAAAIQA4/SH/1gAAAJQBAAALAAAAX3JlbHMvLnJl bHOkkMFqwzAMhu+DvYPRfXGawxijTi+j0GvpHsDYimMaW0Yy2fr2M4PBMnrbUb/Q94l/f/hMi1qR JVI2sOt6UJgd+ZiDgffL8ekFlFSbvV0oo4EbChzGx4f9GRdb25HMsYhqlCwG5lrLq9biZkxWOiqY 22YiTra2kYMu1l1tQD30/bPm3wwYN0x18gb45AdQl1tp5j/sFB2T0FQ7R0nTNEV3j6o9feQzro1i OWA14Fm+Q8a1a8+Bvu/d/dMb2JY5uiPbhG/ktn4cqGU/er3pcvwCAAD//wMAUEsDBBQABgAIAAAA IQDdvurtMAIAAF0EAAAOAAAAZHJzL2Uyb0RvYy54bWysVEtv2zAMvg/YfxB0X5xkTtoacYosRYYB RVsgHXpWZCkWIIuapMTOfv0oOa91Ow27yKRI8fF9pGf3XaPJXjivwJR0NBhSIgyHSpltSb+/rj7d UuIDMxXTYERJD8LT+/nHD7PWFmIMNehKOIJBjC9aW9I6BFtkmee1aJgfgBUGjRJcwwKqbptVjrUY vdHZeDicZi24yjrgwnu8feiNdJ7iSyl4eJbSi0B0SbG2kE6Xzk08s/mMFVvHbK34sQz2D1U0TBlM eg71wAIjO6f+CNUo7sCDDAMOTQZSKi5SD9jNaPium3XNrEi9IDjenmHy/y8sf9qv7YsjofsCHRIY AWmtLzxexn466Zr4xUoJ2hHCwxk20QXC8TK/G99Mh2jiaLvNp/lkkoDNLs+t8+GrgIZEoaQOeUlw sf2jD5gSXU8uMZsHraqV0jopcRbEUjuyZ8iiDqlIfPGblzakLen0M6aOjwzE531kbTDBpakohW7T EVVhw+eON1AdEAgH/Yx4y1cKi31kPrwwh0OBDeKgh2c8pAZMBkeJkhrcz7/dR3/kCq2UtDhkJfU/ dswJSvQ3gyzejfI8TmVS8snNGBV3bdlcW8yuWQIiMMKVsjyJ0T/okygdNG+4D4uYFU3McMxd0nAS l6EffdwnLhaL5IRzaFl4NGvLY+gIXqTitXtjzh75Ckj1E5zGkRXvaOt9e9gXuwBSJU4j0D2qR/xx hhPVx32LS3KtJ6/LX2H+CwAA//8DAFBLAwQUAAYACAAAACEAKZEp/OEAAAALAQAADwAAAGRycy9k b3ducmV2LnhtbEyPS0/DMBCE70j8B2uRuKDWebQ8QpwKIR4SN5oC4ubGSxIRr6PYTcK/Z3uC2+7O aPabfDPbTow4+NaRgngZgUCqnGmpVrArHxfXIHzQZHTnCBX8oIdNcXqS68y4iV5x3IZacAj5TCto QugzKX3VoNV+6Xok1r7cYHXgdailGfTE4baTSRRdSqtb4g+N7vG+wep7e7AKPi/qjxc/P71N6Trt H57H8urdlEqdn813tyACzuHPDEd8RoeCmfbuQMaLTsEqXnOXwEIC4qjHNzEf9jyl6SoBWeTyf4fi FwAA//8DAFBLAQItABQABgAIAAAAIQC2gziS/gAAAOEBAAATAAAAAAAAAAAAAAAAAAAAAABbQ29u dGVudF9UeXBlc10ueG1sUEsBAi0AFAAGAAgAAAAhADj9If/WAAAAlAEAAAsAAAAAAAAAAAAAAAAA LwEAAF9yZWxzLy5yZWxzUEsBAi0AFAAGAAgAAAAhAN2+6u0wAgAAXQQAAA4AAAAAAAAAAAAAAAAA LgIAAGRycy9lMm9Eb2MueG1sUEsBAi0AFAAGAAgAAAAhACmRKfzhAAAACwEAAA8AAAAAAAAAAAAA AAAAigQAAGRycy9kb3ducmV2LnhtbFBLBQYAAAAABAAEAPMAAACYBQAAAAA= " fillcolor="white [3201]" stroked="f" strokeweight=".5pt">
                 <v:textbox>
                   <w:txbxContent>
                     <w:p>
@@ -8817,7 +8142,7 @@
           </mc:Choice>
           <mc:Fallback>
             <w:pict>
-              <v:shape w14:anchorId="060BE82D" id="Text Box 38" o:spid="_x0000_s1038" type="#_x0000_t202" style="position:absolute;margin-left:0;margin-top:97.7pt;width:209pt;height:603.5pt;z-index:251670528;visibility:visible;mso-wrap-style:square;mso-width-percent:0;mso-height-percent:0;mso-wrap-distance-left:9pt;mso-wrap-distance-top:0;mso-wrap-distance-right:9pt;mso-wrap-distance-bottom:0;mso-position-horizontal:left;mso-position-horizontal-relative:margin;mso-position-vertical:absolute;mso-position-vertical-relative:text;mso-width-percent:0;mso-height-percent:0;mso-width-relative:margin;mso-height-relative:margin;v-text-anchor:top" o:gfxdata="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" fillcolor="#ededed [662]" strokecolor="#f2f2f2 [3052]" strokeweight=".5pt">
+              <v:shape w14:anchorId="060BE82D" id="Text Box 38" o:spid="_x0000_s1038" type="#_x0000_t202" style="position:absolute;margin-left:0;margin-top:97.7pt;width:209pt;height:603.5pt;z-index:251670528;visibility:visible;mso-wrap-style:square;mso-width-percent:0;mso-height-percent:0;mso-wrap-distance-left:9pt;mso-wrap-distance-top:0;mso-wrap-distance-right:9pt;mso-wrap-distance-bottom:0;mso-position-horizontal:left;mso-position-horizontal-relative:margin;mso-position-vertical:absolute;mso-position-vertical-relative:text;mso-width-percent:0;mso-height-percent:0;mso-width-relative:margin;mso-height-relative:margin;v-text-anchor:top" o:gfxdata="UEsDBBQABgAIAAAAIQC2gziS/gAAAOEBAAATAAAAW0NvbnRlbnRfVHlwZXNdLnhtbJSRQU7DMBBF 90jcwfIWJU67QAgl6YK0S0CoHGBkTxKLZGx5TGhvj5O2G0SRWNoz/78nu9wcxkFMGNg6quQqL6RA 0s5Y6ir5vt9lD1JwBDIwOMJKHpHlpr69KfdHjyxSmriSfYz+USnWPY7AufNIadK6MEJMx9ApD/oD OlTrorhX2lFEilmcO2RdNtjC5xDF9pCuTyYBB5bi6bQ4syoJ3g9WQ0ymaiLzg5KdCXlKLjvcW893 SUOqXwnz5DrgnHtJTxOsQfEKIT7DmDSUCaxw7Rqn8787ZsmRM9e2VmPeBN4uqYvTtW7jvijg9N/y JsXecLq0q+WD6m8AAAD//wMAUEsDBBQABgAIAAAAIQA4/SH/1gAAAJQBAAALAAAAX3JlbHMvLnJl bHOkkMFqwzAMhu+DvYPRfXGawxijTi+j0GvpHsDYimMaW0Yy2fr2M4PBMnrbUb/Q94l/f/hMi1qR JVI2sOt6UJgd+ZiDgffL8ekFlFSbvV0oo4EbChzGx4f9GRdb25HMsYhqlCwG5lrLq9biZkxWOiqY 22YiTra2kYMu1l1tQD30/bPm3wwYN0x18gb45AdQl1tp5j/sFB2T0FQ7R0nTNEV3j6o9feQzro1i OWA14Fm+Q8a1a8+Bvu/d/dMb2JY5uiPbhG/ktn4cqGU/er3pcvwCAAD//wMAUEsDBBQABgAIAAAA IQAWEnvEWQIAAOgEAAAOAAAAZHJzL2Uyb0RvYy54bWysVNtu2zAMfR+wfxD0vjj3tkGdIkvRYUDX FmiHPiuynBiQRU1SYndfvyM5SW/DBgx7USiS5qEOD3N+0daa7ZTzFZmcD3p9zpSRVFRmnfPvD1ef TjnzQZhCaDIq50/K84v5xw/njZ2pIW1IF8oxFDF+1ticb0KwsyzzcqNq4XtklUGwJFeLgKtbZ4UT DarXOhv2+9OsIVdYR1J5D+9lF+TzVL8slQy3ZelVYDrn6C2k06VzFc9sfi5mayfsppL7NsQ/dFGL ygD0WOpSBMG2rnpXqq6kI09l6EmqMyrLSqr0Brxm0H/zmvuNsCq9BeR4e6TJ/7+y8mZ3b+8cC+1n ajHASEhj/czDGd/Tlq6Ov+iUIQ4Kn460qTYwCedwOhmP+ghJxE6m0/F4kojNnj+3zocvimoWjZw7 zCXRJXbXPgASqYeUiOZJV8VVpXW6RC2opXZsJzBFIaUyYZQ+19v6GxWdH2pAD2mecGPqnfv04AZE UlWslABfgWjDmpxPR+j8bw2s1oN34GeTPfifUBDTBtDP/EYrtKuWVQW4Hx7IX1HxhJk46uTqrbyq wNu18OFOOOgTXGPnwi2OUhMap73F2Ybcz9/5Yz5kgyhnDfSec/9jK5ziTH81ENTZYDyOC5Iu48nJ EBf3MrJ6GTHbekkYxgDbbWUyY37QB7N0VD9iNRcRFSFhJLBzHg7mMnRbiNWWarFISVgJK8K1ubcy lo6DiKp4aB+Fs3vpBKjuhg6bIWZvFNTlxi8NLbaByirJKxLdsbrnH+uURLBf/bivL+8p6/kPav4L AAD//wMAUEsDBBQABgAIAAAAIQAi4jB73gAAAAkBAAAPAAAAZHJzL2Rvd25yZXYueG1sTI/BTsMw EETvSPyDtUjcqN0ohRLiVKUSl55oAZGjGy9JhL2OYrcNfD3LCY77ZjQ7U64m78QJx9gH0jCfKRBI TbA9tRpeX55uliBiMmSNC4QavjDCqrq8KE1hw5l2eNqnVnAIxcJo6FIaCilj06E3cRYGJNY+wuhN 4nNspR3NmcO9k5lSt9KbnvhDZwbcdNh87o9ew+DGu+1i29Tqva7fvjO53m0en7W+vprWDyASTunP DL/1uTpU3OkQjmSjcBp4SGJ6v8hBsJzPl0wOTHKV5SCrUv5fUP0AAAD//wMAUEsBAi0AFAAGAAgA AAAhALaDOJL+AAAA4QEAABMAAAAAAAAAAAAAAAAAAAAAAFtDb250ZW50X1R5cGVzXS54bWxQSwEC LQAUAAYACAAAACEAOP0h/9YAAACUAQAACwAAAAAAAAAAAAAAAAAvAQAAX3JlbHMvLnJlbHNQSwEC LQAUAAYACAAAACEAFhJ7xFkCAADoBAAADgAAAAAAAAAAAAAAAAAuAgAAZHJzL2Uyb0RvYy54bWxQ SwECLQAUAAYACAAAACEAIuIwe94AAAAJAQAADwAAAAAAAAAAAAAAAACzBAAAZHJzL2Rvd25yZXYu eG1sUEsFBgAAAAAEAAQA8wAAAL4FAAAAAA== " fillcolor="#ededed [662]" strokecolor="#f2f2f2 [3052]" strokeweight=".5pt">
                 <v:textbox>
                   <w:txbxContent>
                     <w:p>
